--- a/lessons/7-6/downloads/reveal/7.6-session-2-practice-form-b.docx
+++ b/lessons/7-6/downloads/reveal/7.6-session-2-practice-form-b.docx
@@ -15,7 +15,7 @@
         <w:rPr>
           <w:rFonts w:ascii="Avenir Next" w:hAnsi="Avenir Next" w:cs="Avenir Next" w:eastAsia="Avenir Next"/>
           <w:color w:val="1A1A1A"/>
-          <w:sz w:val="20"/>
+          <w:sz w:val="22"/>
           <w:szCs w:val="20"/>
         </w:rPr>
         <w:t xml:space="preserve">Name</w:t>
@@ -33,7 +33,7 @@
         <w:rPr>
           <w:rFonts w:ascii="Avenir Next" w:hAnsi="Avenir Next" w:cs="Avenir Next" w:eastAsia="Avenir Next"/>
           <w:color w:val="1A1A1A"/>
-          <w:sz w:val="20"/>
+          <w:sz w:val="22"/>
           <w:szCs w:val="20"/>
         </w:rPr>
         <w:t xml:space="preserve">   Date</w:t>
@@ -51,7 +51,7 @@
         <w:rPr>
           <w:rFonts w:ascii="Avenir Next" w:hAnsi="Avenir Next" w:cs="Avenir Next" w:eastAsia="Avenir Next"/>
           <w:color w:val="1A1A1A"/>
-          <w:sz w:val="20"/>
+          <w:sz w:val="22"/>
           <w:szCs w:val="20"/>
         </w:rPr>
         <w:t xml:space="preserve">   Period</w:t>
@@ -78,7 +78,7 @@
           <w:caps/>
           <w:color w:val="003A70"/>
           <w:spacing w:val="12"/>
-          <w:sz w:val="19"/>
+          <w:sz w:val="22"/>
           <w:szCs w:val="19"/>
         </w:rPr>
         <w:t xml:space="preserve">Lesson 7-6  ·  Session 2  ·  Practice  ·  Form B</w:t>
@@ -86,6 +86,7 @@
     </w:p>
     <w:p>
       <w:pPr>
+        <w:pStyle w:val="Heading1"/>
         <w:keepNext/>
         <w:spacing w:before="0" w:after="10" w:line="240" w:lineRule="auto"/>
       </w:pPr>
@@ -111,7 +112,7 @@
         <w:rPr>
           <w:rFonts w:ascii="Avenir Next" w:hAnsi="Avenir Next" w:cs="Avenir Next" w:eastAsia="Avenir Next"/>
           <w:color w:val="5A5F66"/>
-          <w:sz w:val="17"/>
+          <w:sz w:val="22"/>
           <w:szCs w:val="17"/>
         </w:rPr>
         <w:t xml:space="preserve">Learning target — I can decide whether to add or subtract to find a distance, then compare two distances.</w:t>
@@ -128,7 +129,7 @@
     </w:p>
     <w:p>
       <w:pPr>
-        <w:spacing w:before="0" w:after="0" w:line="60" w:lineRule="auto"/>
+        <w:spacing w:before="0" w:after="0" w:line="50" w:lineRule="exact"/>
       </w:pPr>
     </w:p>
     <w:tbl>
@@ -167,6 +168,7 @@
           </w:tcPr>
           <w:p>
             <w:pPr>
+              <w:pStyle w:val="Heading2"/>
               <w:spacing w:before="0" w:after="40" w:line="264" w:lineRule="auto"/>
             </w:pPr>
             <w:r>
@@ -194,25 +196,25 @@
                 <w:rFonts w:ascii="Avenir Next" w:hAnsi="Avenir Next" w:cs="Avenir Next" w:eastAsia="Avenir Next"/>
                 <w:b/>
                 <w:color w:val="003A70"/>
+                <w:sz w:val="22"/>
+                <w:szCs w:val="18"/>
+              </w:rPr>
+              <w:t xml:space="preserve">•</w:t>
+            </w:r>
+            <w:r>
+              <w:rPr>
+                <w:rFonts w:ascii="Avenir Next" w:hAnsi="Avenir Next" w:cs="Avenir Next" w:eastAsia="Avenir Next"/>
+                <w:color w:val="1A1A1A"/>
                 <w:sz w:val="18"/>
                 <w:szCs w:val="18"/>
               </w:rPr>
-              <w:t xml:space="preserve">•</w:t>
-            </w:r>
-            <w:r>
-              <w:rPr>
-                <w:rFonts w:ascii="Avenir Next" w:hAnsi="Avenir Next" w:cs="Avenir Next" w:eastAsia="Avenir Next"/>
-                <w:color w:val="1A1A1A"/>
-                <w:sz w:val="18"/>
-                <w:szCs w:val="18"/>
-              </w:rPr>
               <w:tab/>
             </w:r>
             <w:r>
               <w:rPr>
                 <w:rFonts w:ascii="Avenir Next" w:hAnsi="Avenir Next" w:cs="Avenir Next" w:eastAsia="Avenir Next"/>
                 <w:color w:val="1A1A1A"/>
-                <w:sz w:val="18"/>
+                <w:sz w:val="22"/>
                 <w:szCs w:val="18"/>
               </w:rPr>
               <w:t xml:space="preserve">Find </w:t>
@@ -222,7 +224,7 @@
                 <w:rFonts w:ascii="Avenir Next" w:hAnsi="Avenir Next" w:cs="Avenir Next" w:eastAsia="Avenir Next"/>
                 <w:b/>
                 <w:color w:val="1A1A1A"/>
-                <w:sz w:val="18"/>
+                <w:sz w:val="22"/>
                 <w:szCs w:val="18"/>
               </w:rPr>
               <w:t xml:space="preserve">each</w:t>
@@ -231,7 +233,7 @@
               <w:rPr>
                 <w:rFonts w:ascii="Avenir Next" w:hAnsi="Avenir Next" w:cs="Avenir Next" w:eastAsia="Avenir Next"/>
                 <w:color w:val="1A1A1A"/>
-                <w:sz w:val="18"/>
+                <w:sz w:val="22"/>
                 <w:szCs w:val="18"/>
               </w:rPr>
               <w:t xml:space="preserve"> distance first. Then compare the two numbers.</w:t>
@@ -250,25 +252,25 @@
                 <w:rFonts w:ascii="Avenir Next" w:hAnsi="Avenir Next" w:cs="Avenir Next" w:eastAsia="Avenir Next"/>
                 <w:b/>
                 <w:color w:val="003A70"/>
+                <w:sz w:val="22"/>
+                <w:szCs w:val="18"/>
+              </w:rPr>
+              <w:t xml:space="preserve">•</w:t>
+            </w:r>
+            <w:r>
+              <w:rPr>
+                <w:rFonts w:ascii="Avenir Next" w:hAnsi="Avenir Next" w:cs="Avenir Next" w:eastAsia="Avenir Next"/>
+                <w:color w:val="1A1A1A"/>
                 <w:sz w:val="18"/>
                 <w:szCs w:val="18"/>
               </w:rPr>
-              <w:t xml:space="preserve">•</w:t>
-            </w:r>
-            <w:r>
-              <w:rPr>
-                <w:rFonts w:ascii="Avenir Next" w:hAnsi="Avenir Next" w:cs="Avenir Next" w:eastAsia="Avenir Next"/>
-                <w:color w:val="1A1A1A"/>
-                <w:sz w:val="18"/>
-                <w:szCs w:val="18"/>
-              </w:rPr>
               <w:tab/>
             </w:r>
             <w:r>
               <w:rPr>
                 <w:rFonts w:ascii="Avenir Next" w:hAnsi="Avenir Next" w:cs="Avenir Next" w:eastAsia="Avenir Next"/>
                 <w:color w:val="1A1A1A"/>
-                <w:sz w:val="18"/>
+                <w:sz w:val="22"/>
                 <w:szCs w:val="18"/>
               </w:rPr>
               <w:t xml:space="preserve">Changing coordinates with </w:t>
@@ -278,7 +280,7 @@
                 <w:rFonts w:ascii="Avenir Next" w:hAnsi="Avenir Next" w:cs="Avenir Next" w:eastAsia="Avenir Next"/>
                 <w:b/>
                 <w:color w:val="1A1A1A"/>
-                <w:sz w:val="18"/>
+                <w:sz w:val="22"/>
                 <w:szCs w:val="18"/>
               </w:rPr>
               <w:t xml:space="preserve">opposite signs</w:t>
@@ -287,7 +289,7 @@
               <w:rPr>
                 <w:rFonts w:ascii="Avenir Next" w:hAnsi="Avenir Next" w:cs="Avenir Next" w:eastAsia="Avenir Next"/>
                 <w:color w:val="1A1A1A"/>
-                <w:sz w:val="18"/>
+                <w:sz w:val="22"/>
                 <w:szCs w:val="18"/>
               </w:rPr>
               <w:t xml:space="preserve">: add. </w:t>
@@ -297,7 +299,7 @@
                 <w:rFonts w:ascii="Avenir Next" w:hAnsi="Avenir Next" w:cs="Avenir Next" w:eastAsia="Avenir Next"/>
                 <w:b/>
                 <w:color w:val="1A1A1A"/>
-                <w:sz w:val="18"/>
+                <w:sz w:val="22"/>
                 <w:szCs w:val="18"/>
               </w:rPr>
               <w:t xml:space="preserve">Same sign</w:t>
@@ -306,7 +308,7 @@
               <w:rPr>
                 <w:rFonts w:ascii="Avenir Next" w:hAnsi="Avenir Next" w:cs="Avenir Next" w:eastAsia="Avenir Next"/>
                 <w:color w:val="1A1A1A"/>
-                <w:sz w:val="18"/>
+                <w:sz w:val="22"/>
                 <w:szCs w:val="18"/>
               </w:rPr>
               <w:t xml:space="preserve">: subtract.</w:t>
@@ -325,25 +327,25 @@
                 <w:rFonts w:ascii="Avenir Next" w:hAnsi="Avenir Next" w:cs="Avenir Next" w:eastAsia="Avenir Next"/>
                 <w:b/>
                 <w:color w:val="003A70"/>
+                <w:sz w:val="22"/>
+                <w:szCs w:val="18"/>
+              </w:rPr>
+              <w:t xml:space="preserve">•</w:t>
+            </w:r>
+            <w:r>
+              <w:rPr>
+                <w:rFonts w:ascii="Avenir Next" w:hAnsi="Avenir Next" w:cs="Avenir Next" w:eastAsia="Avenir Next"/>
+                <w:color w:val="1A1A1A"/>
                 <w:sz w:val="18"/>
                 <w:szCs w:val="18"/>
               </w:rPr>
-              <w:t xml:space="preserve">•</w:t>
-            </w:r>
-            <w:r>
-              <w:rPr>
-                <w:rFonts w:ascii="Avenir Next" w:hAnsi="Avenir Next" w:cs="Avenir Next" w:eastAsia="Avenir Next"/>
-                <w:color w:val="1A1A1A"/>
-                <w:sz w:val="18"/>
-                <w:szCs w:val="18"/>
-              </w:rPr>
               <w:tab/>
             </w:r>
             <w:r>
               <w:rPr>
                 <w:rFonts w:ascii="Avenir Next" w:hAnsi="Avenir Next" w:cs="Avenir Next" w:eastAsia="Avenir Next"/>
                 <w:color w:val="1A1A1A"/>
-                <w:sz w:val="18"/>
+                <w:sz w:val="22"/>
                 <w:szCs w:val="18"/>
               </w:rPr>
               <w:t xml:space="preserve">With a </w:t>
@@ -353,7 +355,7 @@
                 <w:rFonts w:ascii="Avenir Next" w:hAnsi="Avenir Next" w:cs="Avenir Next" w:eastAsia="Avenir Next"/>
                 <w:b/>
                 <w:color w:val="1A1A1A"/>
-                <w:sz w:val="18"/>
+                <w:sz w:val="22"/>
                 <w:szCs w:val="18"/>
               </w:rPr>
               <w:t xml:space="preserve">scale</w:t>
@@ -362,7 +364,7 @@
               <w:rPr>
                 <w:rFonts w:ascii="Avenir Next" w:hAnsi="Avenir Next" w:cs="Avenir Next" w:eastAsia="Avenir Next"/>
                 <w:color w:val="1A1A1A"/>
-                <w:sz w:val="18"/>
+                <w:sz w:val="22"/>
                 <w:szCs w:val="18"/>
               </w:rPr>
               <w:t xml:space="preserve">, change both distances to real units before you compare. A distance is never negative.</w:t>
@@ -377,6 +379,7 @@
           </w:tcPr>
           <w:p>
             <w:pPr>
+              <w:pStyle w:val="Heading2"/>
               <w:spacing w:before="0" w:after="40" w:line="264" w:lineRule="auto"/>
             </w:pPr>
             <w:r>
@@ -399,7 +402,7 @@
               <w:rPr>
                 <w:rFonts w:ascii="Avenir Next" w:hAnsi="Avenir Next" w:cs="Avenir Next" w:eastAsia="Avenir Next"/>
                 <w:color w:val="1A1A1A"/>
-                <w:sz w:val="17"/>
+                <w:sz w:val="22"/>
                 <w:szCs w:val="17"/>
               </w:rPr>
               <w:t xml:space="preserve">Jo walks from (−3, 10) to (−3, 2). Sam walks from (6, −8) to (−7, −8). Each unit is 1 block. Who walks farther?</w:t>
@@ -418,25 +421,25 @@
                 <w:rFonts w:ascii="Avenir Next" w:hAnsi="Avenir Next" w:cs="Avenir Next" w:eastAsia="Avenir Next"/>
                 <w:b/>
                 <w:color w:val="003A70"/>
+                <w:sz w:val="22"/>
+                <w:szCs w:val="17"/>
+              </w:rPr>
+              <w:t xml:space="preserve">Step 1</w:t>
+            </w:r>
+            <w:r>
+              <w:rPr>
+                <w:rFonts w:ascii="Avenir Next" w:hAnsi="Avenir Next" w:cs="Avenir Next" w:eastAsia="Avenir Next"/>
+                <w:color w:val="1A1A1A"/>
                 <w:sz w:val="17"/>
                 <w:szCs w:val="17"/>
               </w:rPr>
-              <w:t xml:space="preserve">Step 1</w:t>
-            </w:r>
-            <w:r>
-              <w:rPr>
-                <w:rFonts w:ascii="Avenir Next" w:hAnsi="Avenir Next" w:cs="Avenir Next" w:eastAsia="Avenir Next"/>
-                <w:color w:val="1A1A1A"/>
-                <w:sz w:val="17"/>
-                <w:szCs w:val="17"/>
-              </w:rPr>
               <w:tab/>
             </w:r>
             <w:r>
               <w:rPr>
                 <w:rFonts w:ascii="Avenir Next" w:hAnsi="Avenir Next" w:cs="Avenir Next" w:eastAsia="Avenir Next"/>
                 <w:color w:val="1A1A1A"/>
-                <w:sz w:val="17"/>
+                <w:sz w:val="22"/>
                 <w:szCs w:val="17"/>
               </w:rPr>
               <w:t xml:space="preserve">Jo: same x, both positive, so 10 − 2 = 8 blocks.</w:t>
@@ -455,25 +458,25 @@
                 <w:rFonts w:ascii="Avenir Next" w:hAnsi="Avenir Next" w:cs="Avenir Next" w:eastAsia="Avenir Next"/>
                 <w:b/>
                 <w:color w:val="003A70"/>
+                <w:sz w:val="22"/>
+                <w:szCs w:val="17"/>
+              </w:rPr>
+              <w:t xml:space="preserve">Step 2</w:t>
+            </w:r>
+            <w:r>
+              <w:rPr>
+                <w:rFonts w:ascii="Avenir Next" w:hAnsi="Avenir Next" w:cs="Avenir Next" w:eastAsia="Avenir Next"/>
+                <w:color w:val="1A1A1A"/>
                 <w:sz w:val="17"/>
                 <w:szCs w:val="17"/>
               </w:rPr>
-              <w:t xml:space="preserve">Step 2</w:t>
-            </w:r>
-            <w:r>
-              <w:rPr>
-                <w:rFonts w:ascii="Avenir Next" w:hAnsi="Avenir Next" w:cs="Avenir Next" w:eastAsia="Avenir Next"/>
-                <w:color w:val="1A1A1A"/>
-                <w:sz w:val="17"/>
-                <w:szCs w:val="17"/>
-              </w:rPr>
               <w:tab/>
             </w:r>
             <w:r>
               <w:rPr>
                 <w:rFonts w:ascii="Avenir Next" w:hAnsi="Avenir Next" w:cs="Avenir Next" w:eastAsia="Avenir Next"/>
                 <w:color w:val="1A1A1A"/>
-                <w:sz w:val="17"/>
+                <w:sz w:val="22"/>
                 <w:szCs w:val="17"/>
               </w:rPr>
               <w:t xml:space="preserve">Sam: same y, opposite signs, so 6 + 7 = 13 blocks.</w:t>
@@ -492,18 +495,18 @@
                 <w:rFonts w:ascii="Avenir Next" w:hAnsi="Avenir Next" w:cs="Avenir Next" w:eastAsia="Avenir Next"/>
                 <w:b/>
                 <w:color w:val="1A1A1A"/>
+                <w:sz w:val="22"/>
+                <w:szCs w:val="17"/>
+              </w:rPr>
+              <w:t xml:space="preserve">Answer</w:t>
+            </w:r>
+            <w:r>
+              <w:rPr>
+                <w:rFonts w:ascii="Avenir Next" w:hAnsi="Avenir Next" w:cs="Avenir Next" w:eastAsia="Avenir Next"/>
+                <w:color w:val="1A1A1A"/>
                 <w:sz w:val="17"/>
                 <w:szCs w:val="17"/>
               </w:rPr>
-              <w:t xml:space="preserve">Answer</w:t>
-            </w:r>
-            <w:r>
-              <w:rPr>
-                <w:rFonts w:ascii="Avenir Next" w:hAnsi="Avenir Next" w:cs="Avenir Next" w:eastAsia="Avenir Next"/>
-                <w:color w:val="1A1A1A"/>
-                <w:sz w:val="17"/>
-                <w:szCs w:val="17"/>
-              </w:rPr>
               <w:tab/>
             </w:r>
             <w:r>
@@ -511,7 +514,7 @@
                 <w:rFonts w:ascii="Avenir Next" w:hAnsi="Avenir Next" w:cs="Avenir Next" w:eastAsia="Avenir Next"/>
                 <w:b/>
                 <w:color w:val="1A1A1A"/>
-                <w:sz w:val="17"/>
+                <w:sz w:val="22"/>
                 <w:szCs w:val="17"/>
               </w:rPr>
               <w:t xml:space="preserve">Sam walks farther, by 13 − 8 = 5 blocks.</w:t>
@@ -540,7 +543,7 @@
           <w:rFonts w:ascii="Avenir Next" w:hAnsi="Avenir Next" w:cs="Avenir Next" w:eastAsia="Avenir Next"/>
           <w:b/>
           <w:color w:val="1A1A1A"/>
-          <w:sz w:val="17"/>
+          <w:sz w:val="22"/>
           <w:szCs w:val="17"/>
         </w:rPr>
         <w:t xml:space="preserve">distance</w:t>
@@ -550,7 +553,7 @@
           <w:rFonts w:ascii="Avenir Next" w:hAnsi="Avenir Next" w:cs="Avenir Next" w:eastAsia="Avenir Next"/>
           <w:i/>
           <w:color w:val="5A5F66"/>
-          <w:sz w:val="17"/>
+          <w:sz w:val="22"/>
           <w:szCs w:val="17"/>
         </w:rPr>
         <w:t xml:space="preserve"> (distancia)</w:t>
@@ -559,7 +562,7 @@
         <w:rPr>
           <w:rFonts w:ascii="Avenir Next" w:hAnsi="Avenir Next" w:cs="Avenir Next" w:eastAsia="Avenir Next"/>
           <w:color w:val="5A5F66"/>
-          <w:sz w:val="17"/>
+          <w:sz w:val="22"/>
           <w:szCs w:val="17"/>
         </w:rPr>
         <w:t xml:space="preserve">   ·   </w:t>
@@ -569,7 +572,7 @@
           <w:rFonts w:ascii="Avenir Next" w:hAnsi="Avenir Next" w:cs="Avenir Next" w:eastAsia="Avenir Next"/>
           <w:b/>
           <w:color w:val="1A1A1A"/>
-          <w:sz w:val="17"/>
+          <w:sz w:val="22"/>
           <w:szCs w:val="17"/>
         </w:rPr>
         <w:t xml:space="preserve">quadrant</w:t>
@@ -579,7 +582,7 @@
           <w:rFonts w:ascii="Avenir Next" w:hAnsi="Avenir Next" w:cs="Avenir Next" w:eastAsia="Avenir Next"/>
           <w:i/>
           <w:color w:val="5A5F66"/>
-          <w:sz w:val="17"/>
+          <w:sz w:val="22"/>
           <w:szCs w:val="17"/>
         </w:rPr>
         <w:t xml:space="preserve"> (cuadrante)</w:t>
@@ -588,7 +591,7 @@
         <w:rPr>
           <w:rFonts w:ascii="Avenir Next" w:hAnsi="Avenir Next" w:cs="Avenir Next" w:eastAsia="Avenir Next"/>
           <w:color w:val="5A5F66"/>
-          <w:sz w:val="17"/>
+          <w:sz w:val="22"/>
           <w:szCs w:val="17"/>
         </w:rPr>
         <w:t xml:space="preserve">   ·   </w:t>
@@ -598,7 +601,7 @@
           <w:rFonts w:ascii="Avenir Next" w:hAnsi="Avenir Next" w:cs="Avenir Next" w:eastAsia="Avenir Next"/>
           <w:b/>
           <w:color w:val="1A1A1A"/>
-          <w:sz w:val="17"/>
+          <w:sz w:val="22"/>
           <w:szCs w:val="17"/>
         </w:rPr>
         <w:t xml:space="preserve">compare</w:t>
@@ -608,7 +611,7 @@
           <w:rFonts w:ascii="Avenir Next" w:hAnsi="Avenir Next" w:cs="Avenir Next" w:eastAsia="Avenir Next"/>
           <w:i/>
           <w:color w:val="5A5F66"/>
-          <w:sz w:val="17"/>
+          <w:sz w:val="22"/>
           <w:szCs w:val="17"/>
         </w:rPr>
         <w:t xml:space="preserve"> (comparar)</w:t>
@@ -616,6 +619,7 @@
     </w:p>
     <w:p>
       <w:pPr>
+        <w:pStyle w:val="Heading2"/>
         <w:keepNext/>
         <w:pBdr>
           <w:bottom w:val="single" w:sz="8" w:space="3" w:color="003A70"/>
@@ -631,7 +635,7 @@
           <w:b/>
           <w:color w:val="003A70"/>
           <w:spacing w:val="14"/>
-          <w:sz w:val="19"/>
+          <w:sz w:val="22"/>
           <w:szCs w:val="19"/>
         </w:rPr>
         <w:t xml:space="preserve">PRACTICE</w:t>
@@ -650,7 +654,7 @@
           <w:rFonts w:ascii="Avenir Next" w:hAnsi="Avenir Next" w:cs="Avenir Next" w:eastAsia="Avenir Next"/>
           <w:i/>
           <w:color w:val="5A5F66"/>
-          <w:sz w:val="17"/>
+          <w:sz w:val="22"/>
           <w:szCs w:val="17"/>
         </w:rPr>
         <w:t xml:space="preserve">show your work · label units</w:t>
@@ -658,7 +662,7 @@
     </w:p>
     <w:p>
       <w:pPr>
-        <w:spacing w:before="0" w:after="0" w:line="20" w:lineRule="exact"/>
+        <w:spacing w:before="0" w:after="0" w:line="50" w:lineRule="exact"/>
       </w:pPr>
     </w:p>
     <w:tbl>
@@ -708,25 +712,25 @@
                 <w:rFonts w:ascii="Avenir Next" w:hAnsi="Avenir Next" w:cs="Avenir Next" w:eastAsia="Avenir Next"/>
                 <w:b/>
                 <w:color w:val="1A1A1A"/>
+                <w:sz w:val="22"/>
+                <w:szCs w:val="20"/>
+              </w:rPr>
+              <w:t xml:space="preserve">1.</w:t>
+            </w:r>
+            <w:r>
+              <w:rPr>
+                <w:rFonts w:ascii="Avenir Next" w:hAnsi="Avenir Next" w:cs="Avenir Next" w:eastAsia="Avenir Next"/>
+                <w:color w:val="1A1A1A"/>
                 <w:sz w:val="20"/>
                 <w:szCs w:val="20"/>
               </w:rPr>
-              <w:t xml:space="preserve">1.</w:t>
-            </w:r>
-            <w:r>
-              <w:rPr>
-                <w:rFonts w:ascii="Avenir Next" w:hAnsi="Avenir Next" w:cs="Avenir Next" w:eastAsia="Avenir Next"/>
-                <w:color w:val="1A1A1A"/>
-                <w:sz w:val="20"/>
-                <w:szCs w:val="20"/>
-              </w:rPr>
               <w:tab/>
             </w:r>
             <w:r>
               <w:rPr>
                 <w:rFonts w:ascii="Avenir Next" w:hAnsi="Avenir Next" w:cs="Avenir Next" w:eastAsia="Avenir Next"/>
                 <w:color w:val="1A1A1A"/>
-                <w:sz w:val="20"/>
+                <w:sz w:val="22"/>
                 <w:szCs w:val="20"/>
               </w:rPr>
               <w:t xml:space="preserve">Add or subtract? Find each distance.</w:t>
@@ -781,25 +785,25 @@
                       <w:rFonts w:ascii="Avenir Next" w:hAnsi="Avenir Next" w:cs="Avenir Next" w:eastAsia="Avenir Next"/>
                       <w:b/>
                       <w:color w:val="003A70"/>
+                      <w:sz w:val="22"/>
+                      <w:szCs w:val="20"/>
+                    </w:rPr>
+                    <w:t xml:space="preserve">a.</w:t>
+                  </w:r>
+                  <w:r>
+                    <w:rPr>
+                      <w:rFonts w:ascii="Avenir Next" w:hAnsi="Avenir Next" w:cs="Avenir Next" w:eastAsia="Avenir Next"/>
+                      <w:color w:val="1A1A1A"/>
                       <w:sz w:val="20"/>
                       <w:szCs w:val="20"/>
                     </w:rPr>
-                    <w:t xml:space="preserve">a.</w:t>
-                  </w:r>
-                  <w:r>
-                    <w:rPr>
-                      <w:rFonts w:ascii="Avenir Next" w:hAnsi="Avenir Next" w:cs="Avenir Next" w:eastAsia="Avenir Next"/>
-                      <w:color w:val="1A1A1A"/>
-                      <w:sz w:val="20"/>
-                      <w:szCs w:val="20"/>
-                    </w:rPr>
                     <w:tab/>
                   </w:r>
                   <w:r>
                     <w:rPr>
                       <w:rFonts w:ascii="Avenir Next" w:hAnsi="Avenir Next" w:cs="Avenir Next" w:eastAsia="Avenir Next"/>
                       <w:color w:val="1A1A1A"/>
-                      <w:sz w:val="20"/>
+                      <w:sz w:val="22"/>
                       <w:szCs w:val="20"/>
                     </w:rPr>
                     <w:t xml:space="preserve">(4, −2) to (4, −13)</w:t>
@@ -843,25 +847,25 @@
                       <w:rFonts w:ascii="Avenir Next" w:hAnsi="Avenir Next" w:cs="Avenir Next" w:eastAsia="Avenir Next"/>
                       <w:b/>
                       <w:color w:val="003A70"/>
+                      <w:sz w:val="22"/>
+                      <w:szCs w:val="20"/>
+                    </w:rPr>
+                    <w:t xml:space="preserve">b.</w:t>
+                  </w:r>
+                  <w:r>
+                    <w:rPr>
+                      <w:rFonts w:ascii="Avenir Next" w:hAnsi="Avenir Next" w:cs="Avenir Next" w:eastAsia="Avenir Next"/>
+                      <w:color w:val="1A1A1A"/>
                       <w:sz w:val="20"/>
                       <w:szCs w:val="20"/>
                     </w:rPr>
-                    <w:t xml:space="preserve">b.</w:t>
-                  </w:r>
-                  <w:r>
-                    <w:rPr>
-                      <w:rFonts w:ascii="Avenir Next" w:hAnsi="Avenir Next" w:cs="Avenir Next" w:eastAsia="Avenir Next"/>
-                      <w:color w:val="1A1A1A"/>
-                      <w:sz w:val="20"/>
-                      <w:szCs w:val="20"/>
-                    </w:rPr>
                     <w:tab/>
                   </w:r>
                   <w:r>
                     <w:rPr>
                       <w:rFonts w:ascii="Avenir Next" w:hAnsi="Avenir Next" w:cs="Avenir Next" w:eastAsia="Avenir Next"/>
                       <w:color w:val="1A1A1A"/>
-                      <w:sz w:val="20"/>
+                      <w:sz w:val="22"/>
                       <w:szCs w:val="20"/>
                     </w:rPr>
                     <w:t xml:space="preserve">(4, −2) to (4, 8)</w:t>
@@ -911,25 +915,25 @@
                       <w:rFonts w:ascii="Avenir Next" w:hAnsi="Avenir Next" w:cs="Avenir Next" w:eastAsia="Avenir Next"/>
                       <w:b/>
                       <w:color w:val="003A70"/>
+                      <w:sz w:val="22"/>
+                      <w:szCs w:val="20"/>
+                    </w:rPr>
+                    <w:t xml:space="preserve">c.</w:t>
+                  </w:r>
+                  <w:r>
+                    <w:rPr>
+                      <w:rFonts w:ascii="Avenir Next" w:hAnsi="Avenir Next" w:cs="Avenir Next" w:eastAsia="Avenir Next"/>
+                      <w:color w:val="1A1A1A"/>
                       <w:sz w:val="20"/>
                       <w:szCs w:val="20"/>
                     </w:rPr>
-                    <w:t xml:space="preserve">c.</w:t>
-                  </w:r>
-                  <w:r>
-                    <w:rPr>
-                      <w:rFonts w:ascii="Avenir Next" w:hAnsi="Avenir Next" w:cs="Avenir Next" w:eastAsia="Avenir Next"/>
-                      <w:color w:val="1A1A1A"/>
-                      <w:sz w:val="20"/>
-                      <w:szCs w:val="20"/>
-                    </w:rPr>
                     <w:tab/>
                   </w:r>
                   <w:r>
                     <w:rPr>
                       <w:rFonts w:ascii="Avenir Next" w:hAnsi="Avenir Next" w:cs="Avenir Next" w:eastAsia="Avenir Next"/>
                       <w:color w:val="1A1A1A"/>
-                      <w:sz w:val="20"/>
+                      <w:sz w:val="22"/>
                       <w:szCs w:val="20"/>
                     </w:rPr>
                     <w:t xml:space="preserve">(−3, 2) to (6, 2)</w:t>
@@ -973,25 +977,25 @@
                       <w:rFonts w:ascii="Avenir Next" w:hAnsi="Avenir Next" w:cs="Avenir Next" w:eastAsia="Avenir Next"/>
                       <w:b/>
                       <w:color w:val="003A70"/>
+                      <w:sz w:val="22"/>
+                      <w:szCs w:val="20"/>
+                    </w:rPr>
+                    <w:t xml:space="preserve">d.</w:t>
+                  </w:r>
+                  <w:r>
+                    <w:rPr>
+                      <w:rFonts w:ascii="Avenir Next" w:hAnsi="Avenir Next" w:cs="Avenir Next" w:eastAsia="Avenir Next"/>
+                      <w:color w:val="1A1A1A"/>
                       <w:sz w:val="20"/>
                       <w:szCs w:val="20"/>
                     </w:rPr>
-                    <w:t xml:space="preserve">d.</w:t>
-                  </w:r>
-                  <w:r>
-                    <w:rPr>
-                      <w:rFonts w:ascii="Avenir Next" w:hAnsi="Avenir Next" w:cs="Avenir Next" w:eastAsia="Avenir Next"/>
-                      <w:color w:val="1A1A1A"/>
-                      <w:sz w:val="20"/>
-                      <w:szCs w:val="20"/>
-                    </w:rPr>
                     <w:tab/>
                   </w:r>
                   <w:r>
                     <w:rPr>
                       <w:rFonts w:ascii="Avenir Next" w:hAnsi="Avenir Next" w:cs="Avenir Next" w:eastAsia="Avenir Next"/>
                       <w:color w:val="1A1A1A"/>
-                      <w:sz w:val="20"/>
+                      <w:sz w:val="22"/>
                       <w:szCs w:val="20"/>
                     </w:rPr>
                     <w:t xml:space="preserve">(7, −9) to (7, −1)</w:t>
@@ -1021,7 +1025,7 @@
           </w:tbl>
           <w:p>
             <w:pPr>
-              <w:spacing w:before="0" w:after="0" w:line="24" w:lineRule="auto"/>
+              <w:spacing w:before="0" w:after="0" w:line="50" w:lineRule="exact"/>
             </w:pPr>
           </w:p>
         </w:tc>
@@ -1029,12 +1033,12 @@
     </w:tbl>
     <w:p>
       <w:pPr>
-        <w:spacing w:before="0" w:after="0" w:line="20" w:lineRule="exact"/>
+        <w:spacing w:before="0" w:after="0" w:line="50" w:lineRule="exact"/>
       </w:pPr>
     </w:p>
     <w:p>
       <w:pPr>
-        <w:spacing w:before="0" w:after="0" w:line="20" w:lineRule="exact"/>
+        <w:spacing w:before="0" w:after="0" w:line="50" w:lineRule="exact"/>
       </w:pPr>
     </w:p>
     <w:tbl>
@@ -1118,35 +1122,35 @@
                       <w:rFonts w:ascii="Avenir Next" w:hAnsi="Avenir Next" w:cs="Avenir Next" w:eastAsia="Avenir Next"/>
                       <w:b/>
                       <w:color w:val="1A1A1A"/>
+                      <w:sz w:val="22"/>
+                      <w:szCs w:val="20"/>
+                    </w:rPr>
+                    <w:t xml:space="preserve">2.</w:t>
+                  </w:r>
+                  <w:r>
+                    <w:rPr>
+                      <w:rFonts w:ascii="Avenir Next" w:hAnsi="Avenir Next" w:cs="Avenir Next" w:eastAsia="Avenir Next"/>
+                      <w:color w:val="1A1A1A"/>
                       <w:sz w:val="20"/>
                       <w:szCs w:val="20"/>
                     </w:rPr>
-                    <w:t xml:space="preserve">2.</w:t>
-                  </w:r>
-                  <w:r>
-                    <w:rPr>
-                      <w:rFonts w:ascii="Avenir Next" w:hAnsi="Avenir Next" w:cs="Avenir Next" w:eastAsia="Avenir Next"/>
-                      <w:color w:val="1A1A1A"/>
-                      <w:sz w:val="20"/>
+                    <w:tab/>
+                  </w:r>
+                  <w:r>
+                    <w:rPr>
+                      <w:rFonts w:ascii="Avenir Next" w:hAnsi="Avenir Next" w:cs="Avenir Next" w:eastAsia="Avenir Next"/>
+                      <w:b/>
+                      <w:color w:val="1A1A1A"/>
+                      <w:sz w:val="22"/>
                       <w:szCs w:val="20"/>
                     </w:rPr>
-                    <w:tab/>
-                  </w:r>
-                  <w:r>
-                    <w:rPr>
-                      <w:rFonts w:ascii="Avenir Next" w:hAnsi="Avenir Next" w:cs="Avenir Next" w:eastAsia="Avenir Next"/>
-                      <w:b/>
-                      <w:color w:val="1A1A1A"/>
-                      <w:sz w:val="20"/>
-                      <w:szCs w:val="20"/>
-                    </w:rPr>
                     <w:t xml:space="preserve">Nature Center Map.  </w:t>
                   </w:r>
                   <w:r>
                     <w:rPr>
                       <w:rFonts w:ascii="Avenir Next" w:hAnsi="Avenir Next" w:cs="Avenir Next" w:eastAsia="Avenir Next"/>
                       <w:color w:val="1A1A1A"/>
-                      <w:sz w:val="20"/>
+                      <w:sz w:val="22"/>
                       <w:szCs w:val="20"/>
                     </w:rPr>
                     <w:t xml:space="preserve">The map shows a pond (P), a meadow (M) and a cabin (C). Each grid unit stands for 10 meters.</w:t>
@@ -1166,25 +1170,25 @@
                       <w:rFonts w:ascii="Avenir Next" w:hAnsi="Avenir Next" w:cs="Avenir Next" w:eastAsia="Avenir Next"/>
                       <w:b/>
                       <w:color w:val="003A70"/>
+                      <w:sz w:val="22"/>
+                      <w:szCs w:val="20"/>
+                    </w:rPr>
+                    <w:t xml:space="preserve">a.</w:t>
+                  </w:r>
+                  <w:r>
+                    <w:rPr>
+                      <w:rFonts w:ascii="Avenir Next" w:hAnsi="Avenir Next" w:cs="Avenir Next" w:eastAsia="Avenir Next"/>
+                      <w:color w:val="1A1A1A"/>
                       <w:sz w:val="20"/>
                       <w:szCs w:val="20"/>
                     </w:rPr>
-                    <w:t xml:space="preserve">a.</w:t>
-                  </w:r>
-                  <w:r>
-                    <w:rPr>
-                      <w:rFonts w:ascii="Avenir Next" w:hAnsi="Avenir Next" w:cs="Avenir Next" w:eastAsia="Avenir Next"/>
-                      <w:color w:val="1A1A1A"/>
-                      <w:sz w:val="20"/>
-                      <w:szCs w:val="20"/>
-                    </w:rPr>
                     <w:tab/>
                   </w:r>
                   <w:r>
                     <w:rPr>
                       <w:rFonts w:ascii="Avenir Next" w:hAnsi="Avenir Next" w:cs="Avenir Next" w:eastAsia="Avenir Next"/>
                       <w:color w:val="1A1A1A"/>
-                      <w:sz w:val="20"/>
+                      <w:sz w:val="22"/>
                       <w:szCs w:val="20"/>
                     </w:rPr>
                     <w:t xml:space="preserve">Pond to Meadow</w:t>
@@ -1212,7 +1216,7 @@
                     <w:rPr>
                       <w:rFonts w:ascii="Avenir Next" w:hAnsi="Avenir Next" w:cs="Avenir Next" w:eastAsia="Avenir Next"/>
                       <w:color w:val="1A1A1A"/>
-                      <w:sz w:val="20"/>
+                      <w:sz w:val="22"/>
                       <w:szCs w:val="20"/>
                     </w:rPr>
                     <w:t xml:space="preserve"> m</w:t>
@@ -1232,25 +1236,25 @@
                       <w:rFonts w:ascii="Avenir Next" w:hAnsi="Avenir Next" w:cs="Avenir Next" w:eastAsia="Avenir Next"/>
                       <w:b/>
                       <w:color w:val="003A70"/>
+                      <w:sz w:val="22"/>
+                      <w:szCs w:val="20"/>
+                    </w:rPr>
+                    <w:t xml:space="preserve">b.</w:t>
+                  </w:r>
+                  <w:r>
+                    <w:rPr>
+                      <w:rFonts w:ascii="Avenir Next" w:hAnsi="Avenir Next" w:cs="Avenir Next" w:eastAsia="Avenir Next"/>
+                      <w:color w:val="1A1A1A"/>
                       <w:sz w:val="20"/>
                       <w:szCs w:val="20"/>
                     </w:rPr>
-                    <w:t xml:space="preserve">b.</w:t>
-                  </w:r>
-                  <w:r>
-                    <w:rPr>
-                      <w:rFonts w:ascii="Avenir Next" w:hAnsi="Avenir Next" w:cs="Avenir Next" w:eastAsia="Avenir Next"/>
-                      <w:color w:val="1A1A1A"/>
-                      <w:sz w:val="20"/>
-                      <w:szCs w:val="20"/>
-                    </w:rPr>
                     <w:tab/>
                   </w:r>
                   <w:r>
                     <w:rPr>
                       <w:rFonts w:ascii="Avenir Next" w:hAnsi="Avenir Next" w:cs="Avenir Next" w:eastAsia="Avenir Next"/>
                       <w:color w:val="1A1A1A"/>
-                      <w:sz w:val="20"/>
+                      <w:sz w:val="22"/>
                       <w:szCs w:val="20"/>
                     </w:rPr>
                     <w:t xml:space="preserve">Pond to Cabin</w:t>
@@ -1278,7 +1282,7 @@
                     <w:rPr>
                       <w:rFonts w:ascii="Avenir Next" w:hAnsi="Avenir Next" w:cs="Avenir Next" w:eastAsia="Avenir Next"/>
                       <w:color w:val="1A1A1A"/>
-                      <w:sz w:val="20"/>
+                      <w:sz w:val="22"/>
                       <w:szCs w:val="20"/>
                     </w:rPr>
                     <w:t xml:space="preserve"> m</w:t>
@@ -1298,25 +1302,25 @@
                       <w:rFonts w:ascii="Avenir Next" w:hAnsi="Avenir Next" w:cs="Avenir Next" w:eastAsia="Avenir Next"/>
                       <w:b/>
                       <w:color w:val="003A70"/>
+                      <w:sz w:val="22"/>
+                      <w:szCs w:val="20"/>
+                    </w:rPr>
+                    <w:t xml:space="preserve">c.</w:t>
+                  </w:r>
+                  <w:r>
+                    <w:rPr>
+                      <w:rFonts w:ascii="Avenir Next" w:hAnsi="Avenir Next" w:cs="Avenir Next" w:eastAsia="Avenir Next"/>
+                      <w:color w:val="1A1A1A"/>
                       <w:sz w:val="20"/>
                       <w:szCs w:val="20"/>
                     </w:rPr>
-                    <w:t xml:space="preserve">c.</w:t>
-                  </w:r>
-                  <w:r>
-                    <w:rPr>
-                      <w:rFonts w:ascii="Avenir Next" w:hAnsi="Avenir Next" w:cs="Avenir Next" w:eastAsia="Avenir Next"/>
-                      <w:color w:val="1A1A1A"/>
-                      <w:sz w:val="20"/>
-                      <w:szCs w:val="20"/>
-                    </w:rPr>
                     <w:tab/>
                   </w:r>
                   <w:r>
                     <w:rPr>
                       <w:rFonts w:ascii="Avenir Next" w:hAnsi="Avenir Next" w:cs="Avenir Next" w:eastAsia="Avenir Next"/>
                       <w:color w:val="1A1A1A"/>
-                      <w:sz w:val="20"/>
+                      <w:sz w:val="22"/>
                       <w:szCs w:val="20"/>
                     </w:rPr>
                     <w:t xml:space="preserve">Which trip is longer? By how many meters?</w:t>
@@ -1356,7 +1360,7 @@
                     <w:drawing>
                       <wp:inline distT="0" distB="0" distL="0" distR="0">
                         <wp:extent cx="1828800" cy="1641021"/>
-                        <wp:docPr id="1" name="Figure 1"/>
+                        <wp:docPr id="1" name="Figure 1" descr="Coordinate grid. Horizontal axis x: -8 to 8, ticks every 1. Vertical axis y: -7 to 7, ticks every 1. Points: x: -7; y: 5; label: P, x: 5; y: 5; label: M, x: -7; y: -2; label: C."/>
                         <a:graphic xmlns:a="http://schemas.openxmlformats.org/drawingml/2006/main">
                           <a:graphicData uri="http://schemas.openxmlformats.org/drawingml/2006/picture">
                             <pic:pic xmlns:pic="http://schemas.openxmlformats.org/drawingml/2006/picture">
@@ -1391,7 +1395,7 @@
           </w:tbl>
           <w:p>
             <w:pPr>
-              <w:spacing w:before="0" w:after="0" w:line="24" w:lineRule="auto"/>
+              <w:spacing w:before="0" w:after="0" w:line="50" w:lineRule="exact"/>
             </w:pPr>
           </w:p>
         </w:tc>
@@ -1399,12 +1403,12 @@
     </w:tbl>
     <w:p>
       <w:pPr>
-        <w:spacing w:before="0" w:after="0" w:line="20" w:lineRule="exact"/>
+        <w:spacing w:before="0" w:after="0" w:line="50" w:lineRule="exact"/>
       </w:pPr>
     </w:p>
     <w:p>
       <w:pPr>
-        <w:spacing w:before="0" w:after="0" w:line="20" w:lineRule="exact"/>
+        <w:spacing w:before="0" w:after="0" w:line="50" w:lineRule="exact"/>
       </w:pPr>
     </w:p>
     <w:tbl>
@@ -1454,18 +1458,18 @@
                 <w:rFonts w:ascii="Avenir Next" w:hAnsi="Avenir Next" w:cs="Avenir Next" w:eastAsia="Avenir Next"/>
                 <w:b/>
                 <w:color w:val="1A1A1A"/>
+                <w:sz w:val="22"/>
+                <w:szCs w:val="20"/>
+              </w:rPr>
+              <w:t xml:space="preserve">3.</w:t>
+            </w:r>
+            <w:r>
+              <w:rPr>
+                <w:rFonts w:ascii="Avenir Next" w:hAnsi="Avenir Next" w:cs="Avenir Next" w:eastAsia="Avenir Next"/>
+                <w:color w:val="1A1A1A"/>
                 <w:sz w:val="20"/>
                 <w:szCs w:val="20"/>
               </w:rPr>
-              <w:t xml:space="preserve">3.</w:t>
-            </w:r>
-            <w:r>
-              <w:rPr>
-                <w:rFonts w:ascii="Avenir Next" w:hAnsi="Avenir Next" w:cs="Avenir Next" w:eastAsia="Avenir Next"/>
-                <w:color w:val="1A1A1A"/>
-                <w:sz w:val="20"/>
-                <w:szCs w:val="20"/>
-              </w:rPr>
               <w:tab/>
             </w:r>
             <w:r>
@@ -1473,7 +1477,7 @@
                 <w:rFonts w:ascii="Avenir Next" w:hAnsi="Avenir Next" w:cs="Avenir Next" w:eastAsia="Avenir Next"/>
                 <w:b/>
                 <w:color w:val="1A1A1A"/>
-                <w:sz w:val="20"/>
+                <w:sz w:val="22"/>
                 <w:szCs w:val="20"/>
               </w:rPr>
               <w:t xml:space="preserve">Two Riders.  </w:t>
@@ -1482,7 +1486,7 @@
               <w:rPr>
                 <w:rFonts w:ascii="Avenir Next" w:hAnsi="Avenir Next" w:cs="Avenir Next" w:eastAsia="Avenir Next"/>
                 <w:color w:val="1A1A1A"/>
-                <w:sz w:val="20"/>
+                <w:sz w:val="22"/>
                 <w:szCs w:val="20"/>
               </w:rPr>
               <w:t xml:space="preserve">From (−8, 4), Rosa rides to (−8, −7) and Kofi rides to (6, 4). Each unit is 1 block. Who rides farther, and by how much?</w:t>
@@ -1499,7 +1503,7 @@
                 <w:rFonts w:ascii="Avenir Next" w:hAnsi="Avenir Next" w:cs="Avenir Next" w:eastAsia="Avenir Next"/>
                 <w:b/>
                 <w:color w:val="003A70"/>
-                <w:sz w:val="17"/>
+                <w:sz w:val="22"/>
                 <w:szCs w:val="17"/>
               </w:rPr>
               <w:t xml:space="preserve">Hint  </w:t>
@@ -1509,7 +1513,7 @@
                 <w:rFonts w:ascii="Avenir Next" w:hAnsi="Avenir Next" w:cs="Avenir Next" w:eastAsia="Avenir Next"/>
                 <w:i/>
                 <w:color w:val="5A5F66"/>
-                <w:sz w:val="17"/>
+                <w:sz w:val="22"/>
                 <w:szCs w:val="17"/>
               </w:rPr>
               <w:t xml:space="preserve">Each ride keeps one coordinate. Check the signs of the other one.</w:t>
@@ -1517,7 +1521,7 @@
           </w:p>
           <w:p>
             <w:pPr>
-              <w:spacing w:before="0" w:after="0" w:line="60" w:lineRule="auto"/>
+              <w:spacing w:before="0" w:after="0" w:line="50" w:lineRule="exact"/>
             </w:pPr>
           </w:p>
           <w:tbl>
@@ -1586,7 +1590,7 @@
                 <w:rFonts w:ascii="Avenir Next" w:hAnsi="Avenir Next" w:cs="Avenir Next" w:eastAsia="Avenir Next"/>
                 <w:b/>
                 <w:color w:val="1A1A1A"/>
-                <w:sz w:val="18"/>
+                <w:sz w:val="22"/>
                 <w:szCs w:val="18"/>
               </w:rPr>
               <w:t xml:space="preserve">By</w:t>
@@ -1606,12 +1610,12 @@
     </w:tbl>
     <w:p>
       <w:pPr>
-        <w:spacing w:before="0" w:after="0" w:line="20" w:lineRule="exact"/>
+        <w:spacing w:before="0" w:after="0" w:line="50" w:lineRule="exact"/>
       </w:pPr>
     </w:p>
     <w:p>
       <w:pPr>
-        <w:spacing w:before="0" w:after="0" w:line="20" w:lineRule="exact"/>
+        <w:spacing w:before="0" w:after="0" w:line="50" w:lineRule="exact"/>
       </w:pPr>
     </w:p>
     <w:tbl>
@@ -1662,18 +1666,18 @@
                 <w:rFonts w:ascii="Avenir Next" w:hAnsi="Avenir Next" w:cs="Avenir Next" w:eastAsia="Avenir Next"/>
                 <w:b/>
                 <w:color w:val="1A1A1A"/>
+                <w:sz w:val="22"/>
+                <w:szCs w:val="20"/>
+              </w:rPr>
+              <w:t xml:space="preserve">4.</w:t>
+            </w:r>
+            <w:r>
+              <w:rPr>
+                <w:rFonts w:ascii="Avenir Next" w:hAnsi="Avenir Next" w:cs="Avenir Next" w:eastAsia="Avenir Next"/>
+                <w:color w:val="1A1A1A"/>
                 <w:sz w:val="20"/>
                 <w:szCs w:val="20"/>
               </w:rPr>
-              <w:t xml:space="preserve">4.</w:t>
-            </w:r>
-            <w:r>
-              <w:rPr>
-                <w:rFonts w:ascii="Avenir Next" w:hAnsi="Avenir Next" w:cs="Avenir Next" w:eastAsia="Avenir Next"/>
-                <w:color w:val="1A1A1A"/>
-                <w:sz w:val="20"/>
-                <w:szCs w:val="20"/>
-              </w:rPr>
               <w:tab/>
             </w:r>
             <w:r>
@@ -1681,7 +1685,7 @@
                 <w:rFonts w:ascii="Avenir Next" w:hAnsi="Avenir Next" w:cs="Avenir Next" w:eastAsia="Avenir Next"/>
                 <w:b/>
                 <w:color w:val="1A1A1A"/>
-                <w:sz w:val="20"/>
+                <w:sz w:val="22"/>
                 <w:szCs w:val="20"/>
               </w:rPr>
               <w:t xml:space="preserve">Partner Point.  </w:t>
@@ -1690,7 +1694,7 @@
               <w:rPr>
                 <w:rFonts w:ascii="Avenir Next" w:hAnsi="Avenir Next" w:cs="Avenir Next" w:eastAsia="Avenir Next"/>
                 <w:color w:val="1A1A1A"/>
-                <w:sz w:val="20"/>
+                <w:sz w:val="22"/>
                 <w:szCs w:val="20"/>
               </w:rPr>
               <w:t xml:space="preserve">Point T is at (−3, 14). Point U is 20 units directly below T. Name point U.</w:t>
@@ -1707,7 +1711,7 @@
                 <w:rFonts w:ascii="Avenir Next" w:hAnsi="Avenir Next" w:cs="Avenir Next" w:eastAsia="Avenir Next"/>
                 <w:b/>
                 <w:color w:val="003A70"/>
-                <w:sz w:val="17"/>
+                <w:sz w:val="22"/>
                 <w:szCs w:val="17"/>
               </w:rPr>
               <w:t xml:space="preserve">Hint  </w:t>
@@ -1717,7 +1721,7 @@
                 <w:rFonts w:ascii="Avenir Next" w:hAnsi="Avenir Next" w:cs="Avenir Next" w:eastAsia="Avenir Next"/>
                 <w:i/>
                 <w:color w:val="5A5F66"/>
-                <w:sz w:val="17"/>
+                <w:sz w:val="22"/>
                 <w:szCs w:val="17"/>
               </w:rPr>
               <w:t xml:space="preserve">Moving down changes only y: 14 − 20.</w:t>
@@ -1725,7 +1729,7 @@
           </w:p>
           <w:p>
             <w:pPr>
-              <w:spacing w:before="0" w:after="0" w:line="60" w:lineRule="auto"/>
+              <w:spacing w:before="0" w:after="0" w:line="50" w:lineRule="exact"/>
             </w:pPr>
           </w:p>
           <w:tbl>
@@ -1794,7 +1798,7 @@
                 <w:rFonts w:ascii="Avenir Next" w:hAnsi="Avenir Next" w:cs="Avenir Next" w:eastAsia="Avenir Next"/>
                 <w:b/>
                 <w:color w:val="1A1A1A"/>
-                <w:sz w:val="18"/>
+                <w:sz w:val="22"/>
                 <w:szCs w:val="18"/>
               </w:rPr>
               <w:t xml:space="preserve">U =</w:t>
@@ -1829,18 +1833,18 @@
                 <w:rFonts w:ascii="Avenir Next" w:hAnsi="Avenir Next" w:cs="Avenir Next" w:eastAsia="Avenir Next"/>
                 <w:b/>
                 <w:color w:val="1A1A1A"/>
+                <w:sz w:val="22"/>
+                <w:szCs w:val="20"/>
+              </w:rPr>
+              <w:t xml:space="preserve">5.</w:t>
+            </w:r>
+            <w:r>
+              <w:rPr>
+                <w:rFonts w:ascii="Avenir Next" w:hAnsi="Avenir Next" w:cs="Avenir Next" w:eastAsia="Avenir Next"/>
+                <w:color w:val="1A1A1A"/>
                 <w:sz w:val="20"/>
                 <w:szCs w:val="20"/>
               </w:rPr>
-              <w:t xml:space="preserve">5.</w:t>
-            </w:r>
-            <w:r>
-              <w:rPr>
-                <w:rFonts w:ascii="Avenir Next" w:hAnsi="Avenir Next" w:cs="Avenir Next" w:eastAsia="Avenir Next"/>
-                <w:color w:val="1A1A1A"/>
-                <w:sz w:val="20"/>
-                <w:szCs w:val="20"/>
-              </w:rPr>
               <w:tab/>
             </w:r>
             <w:r>
@@ -1848,7 +1852,7 @@
                 <w:rFonts w:ascii="Avenir Next" w:hAnsi="Avenir Next" w:cs="Avenir Next" w:eastAsia="Avenir Next"/>
                 <w:b/>
                 <w:color w:val="1A1A1A"/>
-                <w:sz w:val="20"/>
+                <w:sz w:val="22"/>
                 <w:szCs w:val="20"/>
               </w:rPr>
               <w:t xml:space="preserve">Place the Stop.  </w:t>
@@ -1857,7 +1861,7 @@
               <w:rPr>
                 <w:rFonts w:ascii="Avenir Next" w:hAnsi="Avenir Next" w:cs="Avenir Next" w:eastAsia="Avenir Next"/>
                 <w:color w:val="1A1A1A"/>
-                <w:sz w:val="20"/>
+                <w:sz w:val="22"/>
                 <w:szCs w:val="20"/>
               </w:rPr>
               <w:t xml:space="preserve">Point N is at (12, −4). Point M is 18 units directly to the left of N. Name point M.</w:t>
@@ -1874,7 +1878,7 @@
                 <w:rFonts w:ascii="Avenir Next" w:hAnsi="Avenir Next" w:cs="Avenir Next" w:eastAsia="Avenir Next"/>
                 <w:b/>
                 <w:color w:val="003A70"/>
-                <w:sz w:val="17"/>
+                <w:sz w:val="22"/>
                 <w:szCs w:val="17"/>
               </w:rPr>
               <w:t xml:space="preserve">Hint  </w:t>
@@ -1884,7 +1888,7 @@
                 <w:rFonts w:ascii="Avenir Next" w:hAnsi="Avenir Next" w:cs="Avenir Next" w:eastAsia="Avenir Next"/>
                 <w:i/>
                 <w:color w:val="5A5F66"/>
-                <w:sz w:val="17"/>
+                <w:sz w:val="22"/>
                 <w:szCs w:val="17"/>
               </w:rPr>
               <w:t xml:space="preserve">Moving left changes only x: 12 − 18.</w:t>
@@ -1892,7 +1896,7 @@
           </w:p>
           <w:p>
             <w:pPr>
-              <w:spacing w:before="0" w:after="0" w:line="60" w:lineRule="auto"/>
+              <w:spacing w:before="0" w:after="0" w:line="50" w:lineRule="exact"/>
             </w:pPr>
           </w:p>
           <w:tbl>
@@ -1961,7 +1965,7 @@
                 <w:rFonts w:ascii="Avenir Next" w:hAnsi="Avenir Next" w:cs="Avenir Next" w:eastAsia="Avenir Next"/>
                 <w:b/>
                 <w:color w:val="1A1A1A"/>
-                <w:sz w:val="18"/>
+                <w:sz w:val="22"/>
                 <w:szCs w:val="18"/>
               </w:rPr>
               <w:t xml:space="preserve">M =</w:t>
@@ -1981,12 +1985,12 @@
     </w:tbl>
     <w:p>
       <w:pPr>
-        <w:spacing w:before="0" w:after="0" w:line="20" w:lineRule="exact"/>
+        <w:spacing w:before="0" w:after="0" w:line="50" w:lineRule="exact"/>
       </w:pPr>
     </w:p>
     <w:p>
       <w:pPr>
-        <w:spacing w:before="0" w:after="0" w:line="20" w:lineRule="exact"/>
+        <w:spacing w:before="0" w:after="0" w:line="50" w:lineRule="exact"/>
       </w:pPr>
     </w:p>
     <w:tbl>
@@ -2036,18 +2040,18 @@
                 <w:rFonts w:ascii="Avenir Next" w:hAnsi="Avenir Next" w:cs="Avenir Next" w:eastAsia="Avenir Next"/>
                 <w:b/>
                 <w:color w:val="1A1A1A"/>
+                <w:sz w:val="22"/>
+                <w:szCs w:val="20"/>
+              </w:rPr>
+              <w:t xml:space="preserve">6.</w:t>
+            </w:r>
+            <w:r>
+              <w:rPr>
+                <w:rFonts w:ascii="Avenir Next" w:hAnsi="Avenir Next" w:cs="Avenir Next" w:eastAsia="Avenir Next"/>
+                <w:color w:val="1A1A1A"/>
                 <w:sz w:val="20"/>
                 <w:szCs w:val="20"/>
               </w:rPr>
-              <w:t xml:space="preserve">6.</w:t>
-            </w:r>
-            <w:r>
-              <w:rPr>
-                <w:rFonts w:ascii="Avenir Next" w:hAnsi="Avenir Next" w:cs="Avenir Next" w:eastAsia="Avenir Next"/>
-                <w:color w:val="1A1A1A"/>
-                <w:sz w:val="20"/>
-                <w:szCs w:val="20"/>
-              </w:rPr>
               <w:tab/>
             </w:r>
             <w:r>
@@ -2055,7 +2059,7 @@
                 <w:rFonts w:ascii="Avenir Next" w:hAnsi="Avenir Next" w:cs="Avenir Next" w:eastAsia="Avenir Next"/>
                 <w:b/>
                 <w:color w:val="1A1A1A"/>
-                <w:sz w:val="20"/>
+                <w:sz w:val="22"/>
                 <w:szCs w:val="20"/>
               </w:rPr>
               <w:t xml:space="preserve">Two Hikes.  </w:t>
@@ -2064,7 +2068,7 @@
               <w:rPr>
                 <w:rFonts w:ascii="Avenir Next" w:hAnsi="Avenir Next" w:cs="Avenir Next" w:eastAsia="Avenir Next"/>
                 <w:color w:val="1A1A1A"/>
-                <w:sz w:val="20"/>
+                <w:sz w:val="22"/>
                 <w:szCs w:val="20"/>
               </w:rPr>
               <w:t xml:space="preserve">Mei hikes from (−10, 13) to (−10, 4). Andre hikes from (−3, −14) to (11, −14). Each unit is 1 km. Who hikes farther, and by how much?</w:t>
@@ -2072,7 +2076,7 @@
           </w:p>
           <w:p>
             <w:pPr>
-              <w:spacing w:before="0" w:after="0" w:line="60" w:lineRule="auto"/>
+              <w:spacing w:before="0" w:after="0" w:line="50" w:lineRule="exact"/>
             </w:pPr>
           </w:p>
           <w:tbl>
@@ -2141,7 +2145,7 @@
                 <w:rFonts w:ascii="Avenir Next" w:hAnsi="Avenir Next" w:cs="Avenir Next" w:eastAsia="Avenir Next"/>
                 <w:b/>
                 <w:color w:val="1A1A1A"/>
-                <w:sz w:val="18"/>
+                <w:sz w:val="22"/>
                 <w:szCs w:val="18"/>
               </w:rPr>
               <w:t xml:space="preserve">By</w:t>
@@ -2161,12 +2165,12 @@
     </w:tbl>
     <w:p>
       <w:pPr>
-        <w:spacing w:before="0" w:after="0" w:line="20" w:lineRule="exact"/>
+        <w:spacing w:before="0" w:after="0" w:line="50" w:lineRule="exact"/>
       </w:pPr>
     </w:p>
     <w:p>
       <w:pPr>
-        <w:spacing w:before="0" w:after="0" w:line="20" w:lineRule="exact"/>
+        <w:spacing w:before="0" w:after="0" w:line="50" w:lineRule="exact"/>
       </w:pPr>
     </w:p>
     <w:tbl>
@@ -2216,18 +2220,18 @@
                 <w:rFonts w:ascii="Avenir Next" w:hAnsi="Avenir Next" w:cs="Avenir Next" w:eastAsia="Avenir Next"/>
                 <w:b/>
                 <w:color w:val="1A1A1A"/>
+                <w:sz w:val="22"/>
+                <w:szCs w:val="20"/>
+              </w:rPr>
+              <w:t xml:space="preserve">7.</w:t>
+            </w:r>
+            <w:r>
+              <w:rPr>
+                <w:rFonts w:ascii="Avenir Next" w:hAnsi="Avenir Next" w:cs="Avenir Next" w:eastAsia="Avenir Next"/>
+                <w:color w:val="1A1A1A"/>
                 <w:sz w:val="20"/>
                 <w:szCs w:val="20"/>
               </w:rPr>
-              <w:t xml:space="preserve">7.</w:t>
-            </w:r>
-            <w:r>
-              <w:rPr>
-                <w:rFonts w:ascii="Avenir Next" w:hAnsi="Avenir Next" w:cs="Avenir Next" w:eastAsia="Avenir Next"/>
-                <w:color w:val="1A1A1A"/>
-                <w:sz w:val="20"/>
-                <w:szCs w:val="20"/>
-              </w:rPr>
               <w:tab/>
             </w:r>
             <w:r>
@@ -2235,7 +2239,7 @@
                 <w:rFonts w:ascii="Avenir Next" w:hAnsi="Avenir Next" w:cs="Avenir Next" w:eastAsia="Avenir Next"/>
                 <w:b/>
                 <w:color w:val="1A1A1A"/>
-                <w:sz w:val="20"/>
+                <w:sz w:val="22"/>
                 <w:szCs w:val="20"/>
               </w:rPr>
               <w:t xml:space="preserve">Two Walks.  </w:t>
@@ -2244,7 +2248,7 @@
               <w:rPr>
                 <w:rFonts w:ascii="Avenir Next" w:hAnsi="Avenir Next" w:cs="Avenir Next" w:eastAsia="Avenir Next"/>
                 <w:color w:val="1A1A1A"/>
-                <w:sz w:val="20"/>
+                <w:sz w:val="22"/>
                 <w:szCs w:val="20"/>
               </w:rPr>
               <w:t xml:space="preserve">From (3.25, 4.75), Ana walks to (3.25, −2.25) and Ben walks to (3.25, 9.75). Who walks farther, and by how much?</w:t>
@@ -2261,7 +2265,7 @@
                 <w:rFonts w:ascii="Avenir Next" w:hAnsi="Avenir Next" w:cs="Avenir Next" w:eastAsia="Avenir Next"/>
                 <w:b/>
                 <w:color w:val="003A70"/>
-                <w:sz w:val="17"/>
+                <w:sz w:val="22"/>
                 <w:szCs w:val="17"/>
               </w:rPr>
               <w:t xml:space="preserve">Hint  </w:t>
@@ -2271,7 +2275,7 @@
                 <w:rFonts w:ascii="Avenir Next" w:hAnsi="Avenir Next" w:cs="Avenir Next" w:eastAsia="Avenir Next"/>
                 <w:i/>
                 <w:color w:val="5A5F66"/>
-                <w:sz w:val="17"/>
+                <w:sz w:val="22"/>
                 <w:szCs w:val="17"/>
               </w:rPr>
               <w:t xml:space="preserve">Decimals work the same way. Check the signs of the y-values.</w:t>
@@ -2279,7 +2283,7 @@
           </w:p>
           <w:p>
             <w:pPr>
-              <w:spacing w:before="0" w:after="0" w:line="60" w:lineRule="auto"/>
+              <w:spacing w:before="0" w:after="0" w:line="50" w:lineRule="exact"/>
             </w:pPr>
           </w:p>
           <w:tbl>
@@ -2348,7 +2352,7 @@
                 <w:rFonts w:ascii="Avenir Next" w:hAnsi="Avenir Next" w:cs="Avenir Next" w:eastAsia="Avenir Next"/>
                 <w:b/>
                 <w:color w:val="1A1A1A"/>
-                <w:sz w:val="18"/>
+                <w:sz w:val="22"/>
                 <w:szCs w:val="18"/>
               </w:rPr>
               <w:t xml:space="preserve">By</w:t>
@@ -2368,12 +2372,12 @@
     </w:tbl>
     <w:p>
       <w:pPr>
-        <w:spacing w:before="0" w:after="0" w:line="20" w:lineRule="exact"/>
+        <w:spacing w:before="0" w:after="0" w:line="50" w:lineRule="exact"/>
       </w:pPr>
     </w:p>
     <w:p>
       <w:pPr>
-        <w:spacing w:before="0" w:after="0" w:line="20" w:lineRule="exact"/>
+        <w:spacing w:before="0" w:after="0" w:line="50" w:lineRule="exact"/>
       </w:pPr>
     </w:p>
     <w:tbl>
@@ -2423,18 +2427,18 @@
                 <w:rFonts w:ascii="Avenir Next" w:hAnsi="Avenir Next" w:cs="Avenir Next" w:eastAsia="Avenir Next"/>
                 <w:b/>
                 <w:color w:val="1A1A1A"/>
+                <w:sz w:val="22"/>
+                <w:szCs w:val="20"/>
+              </w:rPr>
+              <w:t xml:space="preserve">8.</w:t>
+            </w:r>
+            <w:r>
+              <w:rPr>
+                <w:rFonts w:ascii="Avenir Next" w:hAnsi="Avenir Next" w:cs="Avenir Next" w:eastAsia="Avenir Next"/>
+                <w:color w:val="1A1A1A"/>
                 <w:sz w:val="20"/>
                 <w:szCs w:val="20"/>
               </w:rPr>
-              <w:t xml:space="preserve">8.</w:t>
-            </w:r>
-            <w:r>
-              <w:rPr>
-                <w:rFonts w:ascii="Avenir Next" w:hAnsi="Avenir Next" w:cs="Avenir Next" w:eastAsia="Avenir Next"/>
-                <w:color w:val="1A1A1A"/>
-                <w:sz w:val="20"/>
-                <w:szCs w:val="20"/>
-              </w:rPr>
               <w:tab/>
             </w:r>
             <w:r>
@@ -2442,7 +2446,7 @@
                 <w:rFonts w:ascii="Avenir Next" w:hAnsi="Avenir Next" w:cs="Avenir Next" w:eastAsia="Avenir Next"/>
                 <w:b/>
                 <w:color w:val="1A1A1A"/>
-                <w:sz w:val="20"/>
+                <w:sz w:val="22"/>
                 <w:szCs w:val="20"/>
               </w:rPr>
               <w:t xml:space="preserve">Delivery Routes.  </w:t>
@@ -2451,7 +2455,7 @@
               <w:rPr>
                 <w:rFonts w:ascii="Avenir Next" w:hAnsi="Avenir Next" w:cs="Avenir Next" w:eastAsia="Avenir Next"/>
                 <w:color w:val="1A1A1A"/>
-                <w:sz w:val="20"/>
+                <w:sz w:val="22"/>
                 <w:szCs w:val="20"/>
               </w:rPr>
               <w:t xml:space="preserve">A depot is at (0, 0). Stop 1 is at (0, 11), Stop 2 is at (0, −8) and Stop 3 is at (0, 5).</w:t>
@@ -2471,25 +2475,25 @@
                 <w:rFonts w:ascii="Avenir Next" w:hAnsi="Avenir Next" w:cs="Avenir Next" w:eastAsia="Avenir Next"/>
                 <w:b/>
                 <w:color w:val="003A70"/>
+                <w:sz w:val="22"/>
+                <w:szCs w:val="20"/>
+              </w:rPr>
+              <w:t xml:space="preserve">a.</w:t>
+            </w:r>
+            <w:r>
+              <w:rPr>
+                <w:rFonts w:ascii="Avenir Next" w:hAnsi="Avenir Next" w:cs="Avenir Next" w:eastAsia="Avenir Next"/>
+                <w:color w:val="1A1A1A"/>
                 <w:sz w:val="20"/>
                 <w:szCs w:val="20"/>
               </w:rPr>
-              <w:t xml:space="preserve">a.</w:t>
-            </w:r>
-            <w:r>
-              <w:rPr>
-                <w:rFonts w:ascii="Avenir Next" w:hAnsi="Avenir Next" w:cs="Avenir Next" w:eastAsia="Avenir Next"/>
-                <w:color w:val="1A1A1A"/>
-                <w:sz w:val="20"/>
-                <w:szCs w:val="20"/>
-              </w:rPr>
               <w:tab/>
             </w:r>
             <w:r>
               <w:rPr>
                 <w:rFonts w:ascii="Avenir Next" w:hAnsi="Avenir Next" w:cs="Avenir Next" w:eastAsia="Avenir Next"/>
                 <w:color w:val="1A1A1A"/>
-                <w:sz w:val="20"/>
+                <w:sz w:val="22"/>
                 <w:szCs w:val="20"/>
               </w:rPr>
               <w:t xml:space="preserve">Find the distance from the depot to each stop.</w:t>
@@ -2528,25 +2532,25 @@
                 <w:rFonts w:ascii="Avenir Next" w:hAnsi="Avenir Next" w:cs="Avenir Next" w:eastAsia="Avenir Next"/>
                 <w:b/>
                 <w:color w:val="003A70"/>
+                <w:sz w:val="22"/>
+                <w:szCs w:val="20"/>
+              </w:rPr>
+              <w:t xml:space="preserve">b.</w:t>
+            </w:r>
+            <w:r>
+              <w:rPr>
+                <w:rFonts w:ascii="Avenir Next" w:hAnsi="Avenir Next" w:cs="Avenir Next" w:eastAsia="Avenir Next"/>
+                <w:color w:val="1A1A1A"/>
                 <w:sz w:val="20"/>
                 <w:szCs w:val="20"/>
               </w:rPr>
-              <w:t xml:space="preserve">b.</w:t>
-            </w:r>
-            <w:r>
-              <w:rPr>
-                <w:rFonts w:ascii="Avenir Next" w:hAnsi="Avenir Next" w:cs="Avenir Next" w:eastAsia="Avenir Next"/>
-                <w:color w:val="1A1A1A"/>
-                <w:sz w:val="20"/>
-                <w:szCs w:val="20"/>
-              </w:rPr>
               <w:tab/>
             </w:r>
             <w:r>
               <w:rPr>
                 <w:rFonts w:ascii="Avenir Next" w:hAnsi="Avenir Next" w:cs="Avenir Next" w:eastAsia="Avenir Next"/>
                 <w:color w:val="1A1A1A"/>
-                <w:sz w:val="20"/>
+                <w:sz w:val="22"/>
                 <w:szCs w:val="20"/>
               </w:rPr>
               <w:t xml:space="preserve">Order the stops from closest to farthest.</w:t>
@@ -2585,10 +2589,28 @@
                 <w:rFonts w:ascii="Avenir Next" w:hAnsi="Avenir Next" w:cs="Avenir Next" w:eastAsia="Avenir Next"/>
                 <w:b/>
                 <w:color w:val="003A70"/>
+                <w:sz w:val="22"/>
+                <w:szCs w:val="20"/>
+              </w:rPr>
+              <w:t xml:space="preserve">c.</w:t>
+            </w:r>
+            <w:r>
+              <w:rPr>
+                <w:rFonts w:ascii="Avenir Next" w:hAnsi="Avenir Next" w:cs="Avenir Next" w:eastAsia="Avenir Next"/>
+                <w:color w:val="1A1A1A"/>
                 <w:sz w:val="20"/>
                 <w:szCs w:val="20"/>
               </w:rPr>
-              <w:t xml:space="preserve">c.</w:t>
+              <w:tab/>
+            </w:r>
+            <w:r>
+              <w:rPr>
+                <w:rFonts w:ascii="Avenir Next" w:hAnsi="Avenir Next" w:cs="Avenir Next" w:eastAsia="Avenir Next"/>
+                <w:color w:val="1A1A1A"/>
+                <w:sz w:val="22"/>
+                <w:szCs w:val="20"/>
+              </w:rPr>
+              <w:t xml:space="preserve">Find the distance from Stop 1 to Stop 2.</w:t>
             </w:r>
             <w:r>
               <w:rPr>
@@ -2597,7 +2619,7 @@
                 <w:sz w:val="20"/>
                 <w:szCs w:val="20"/>
               </w:rPr>
-              <w:tab/>
+              <w:t xml:space="preserve">  </w:t>
             </w:r>
             <w:r>
               <w:rPr>
@@ -2605,24 +2627,6 @@
                 <w:color w:val="1A1A1A"/>
                 <w:sz w:val="20"/>
                 <w:szCs w:val="20"/>
-              </w:rPr>
-              <w:t xml:space="preserve">Find the distance from Stop 1 to Stop 2.</w:t>
-            </w:r>
-            <w:r>
-              <w:rPr>
-                <w:rFonts w:ascii="Avenir Next" w:hAnsi="Avenir Next" w:cs="Avenir Next" w:eastAsia="Avenir Next"/>
-                <w:color w:val="1A1A1A"/>
-                <w:sz w:val="20"/>
-                <w:szCs w:val="20"/>
-              </w:rPr>
-              <w:t xml:space="preserve">  </w:t>
-            </w:r>
-            <w:r>
-              <w:rPr>
-                <w:rFonts w:ascii="Avenir Next" w:hAnsi="Avenir Next" w:cs="Avenir Next" w:eastAsia="Avenir Next"/>
-                <w:color w:val="1A1A1A"/>
-                <w:sz w:val="20"/>
-                <w:szCs w:val="20"/>
                 <w:u w:val="single"/>
               </w:rPr>
               <w:t xml:space="preserve">                </w:t>
@@ -2631,7 +2635,7 @@
               <w:rPr>
                 <w:rFonts w:ascii="Avenir Next" w:hAnsi="Avenir Next" w:cs="Avenir Next" w:eastAsia="Avenir Next"/>
                 <w:color w:val="1A1A1A"/>
-                <w:sz w:val="20"/>
+                <w:sz w:val="22"/>
                 <w:szCs w:val="20"/>
               </w:rPr>
               <w:t xml:space="preserve"> units</w:t>
@@ -2642,11 +2646,12 @@
     </w:tbl>
     <w:p>
       <w:pPr>
-        <w:spacing w:before="0" w:after="0" w:line="20" w:lineRule="exact"/>
+        <w:spacing w:before="0" w:after="0" w:line="50" w:lineRule="exact"/>
       </w:pPr>
     </w:p>
     <w:p>
       <w:pPr>
+        <w:pStyle w:val="Heading2"/>
         <w:keepNext/>
         <w:pBdr>
           <w:bottom w:val="single" w:sz="8" w:space="3" w:color="003A70"/>
@@ -2662,7 +2667,7 @@
           <w:b/>
           <w:color w:val="003A70"/>
           <w:spacing w:val="14"/>
-          <w:sz w:val="19"/>
+          <w:sz w:val="22"/>
           <w:szCs w:val="19"/>
         </w:rPr>
         <w:t xml:space="preserve">FIND THE ERROR</w:t>
@@ -2681,7 +2686,7 @@
           <w:rFonts w:ascii="Avenir Next" w:hAnsi="Avenir Next" w:cs="Avenir Next" w:eastAsia="Avenir Next"/>
           <w:i/>
           <w:color w:val="5A5F66"/>
-          <w:sz w:val="17"/>
+          <w:sz w:val="22"/>
           <w:szCs w:val="17"/>
         </w:rPr>
         <w:t xml:space="preserve">explain the mistake, then fix it</w:t>
@@ -2689,7 +2694,7 @@
     </w:p>
     <w:p>
       <w:pPr>
-        <w:spacing w:before="0" w:after="0" w:line="20" w:lineRule="exact"/>
+        <w:spacing w:before="0" w:after="0" w:line="50" w:lineRule="exact"/>
       </w:pPr>
     </w:p>
     <w:tbl>
@@ -2739,18 +2744,18 @@
                 <w:rFonts w:ascii="Avenir Next" w:hAnsi="Avenir Next" w:cs="Avenir Next" w:eastAsia="Avenir Next"/>
                 <w:b/>
                 <w:color w:val="1A1A1A"/>
+                <w:sz w:val="22"/>
+                <w:szCs w:val="20"/>
+              </w:rPr>
+              <w:t xml:space="preserve">9.</w:t>
+            </w:r>
+            <w:r>
+              <w:rPr>
+                <w:rFonts w:ascii="Avenir Next" w:hAnsi="Avenir Next" w:cs="Avenir Next" w:eastAsia="Avenir Next"/>
+                <w:color w:val="1A1A1A"/>
                 <w:sz w:val="20"/>
                 <w:szCs w:val="20"/>
               </w:rPr>
-              <w:t xml:space="preserve">9.</w:t>
-            </w:r>
-            <w:r>
-              <w:rPr>
-                <w:rFonts w:ascii="Avenir Next" w:hAnsi="Avenir Next" w:cs="Avenir Next" w:eastAsia="Avenir Next"/>
-                <w:color w:val="1A1A1A"/>
-                <w:sz w:val="20"/>
-                <w:szCs w:val="20"/>
-              </w:rPr>
               <w:tab/>
             </w:r>
             <w:r>
@@ -2758,7 +2763,7 @@
                 <w:rFonts w:ascii="Avenir Next" w:hAnsi="Avenir Next" w:cs="Avenir Next" w:eastAsia="Avenir Next"/>
                 <w:b/>
                 <w:color w:val="1A1A1A"/>
-                <w:sz w:val="20"/>
+                <w:sz w:val="22"/>
                 <w:szCs w:val="20"/>
               </w:rPr>
               <w:t xml:space="preserve">Diego’s Work.  </w:t>
@@ -2767,7 +2772,7 @@
               <w:rPr>
                 <w:rFonts w:ascii="Avenir Next" w:hAnsi="Avenir Next" w:cs="Avenir Next" w:eastAsia="Avenir Next"/>
                 <w:color w:val="1A1A1A"/>
-                <w:sz w:val="20"/>
+                <w:sz w:val="22"/>
                 <w:szCs w:val="20"/>
               </w:rPr>
               <w:t xml:space="preserve">To find the distance from (−6, 2) to (9, 2), Diego wrote 9 − 6 = 3 units. Explain his mistake. Then find the correct distance.</w:t>
@@ -2813,7 +2818,7 @@
                 </w:tcPr>
                 <w:p>
                   <w:pPr>
-                    <w:spacing w:before="0" w:after="0" w:line="240" w:lineRule="auto"/>
+                    <w:spacing w:before="0" w:after="0" w:line="50" w:lineRule="exact"/>
                   </w:pPr>
                 </w:p>
               </w:tc>
@@ -2833,7 +2838,7 @@
                 </w:tcPr>
                 <w:p>
                   <w:pPr>
-                    <w:spacing w:before="0" w:after="0" w:line="240" w:lineRule="auto"/>
+                    <w:spacing w:before="0" w:after="0" w:line="50" w:lineRule="exact"/>
                   </w:pPr>
                 </w:p>
               </w:tc>
@@ -2853,7 +2858,7 @@
                 </w:tcPr>
                 <w:p>
                   <w:pPr>
-                    <w:spacing w:before="0" w:after="0" w:line="240" w:lineRule="auto"/>
+                    <w:spacing w:before="0" w:after="0" w:line="50" w:lineRule="exact"/>
                   </w:pPr>
                 </w:p>
               </w:tc>
@@ -2861,7 +2866,7 @@
           </w:tbl>
           <w:p>
             <w:pPr>
-              <w:spacing w:before="0" w:after="0" w:line="24" w:lineRule="auto"/>
+              <w:spacing w:before="0" w:after="0" w:line="50" w:lineRule="exact"/>
             </w:pPr>
           </w:p>
         </w:tc>
@@ -2869,11 +2874,12 @@
     </w:tbl>
     <w:p>
       <w:pPr>
-        <w:spacing w:before="0" w:after="0" w:line="20" w:lineRule="exact"/>
+        <w:spacing w:before="0" w:after="0" w:line="50" w:lineRule="exact"/>
       </w:pPr>
     </w:p>
     <w:p>
       <w:pPr>
+        <w:pStyle w:val="Heading2"/>
         <w:keepNext/>
         <w:pBdr>
           <w:bottom w:val="single" w:sz="8" w:space="3" w:color="003A70"/>
@@ -2889,7 +2895,7 @@
           <w:b/>
           <w:color w:val="003A70"/>
           <w:spacing w:val="14"/>
-          <w:sz w:val="19"/>
+          <w:sz w:val="22"/>
           <w:szCs w:val="19"/>
         </w:rPr>
         <w:t xml:space="preserve">TEST PRACTICE</w:t>
@@ -2908,7 +2914,7 @@
           <w:rFonts w:ascii="Avenir Next" w:hAnsi="Avenir Next" w:cs="Avenir Next" w:eastAsia="Avenir Next"/>
           <w:i/>
           <w:color w:val="5A5F66"/>
-          <w:sz w:val="17"/>
+          <w:sz w:val="22"/>
           <w:szCs w:val="17"/>
         </w:rPr>
         <w:t xml:space="preserve">choose the best answer</w:t>
@@ -2916,7 +2922,7 @@
     </w:p>
     <w:p>
       <w:pPr>
-        <w:spacing w:before="0" w:after="0" w:line="20" w:lineRule="exact"/>
+        <w:spacing w:before="0" w:after="0" w:line="50" w:lineRule="exact"/>
       </w:pPr>
     </w:p>
     <w:tbl>
@@ -2966,25 +2972,25 @@
                 <w:rFonts w:ascii="Avenir Next" w:hAnsi="Avenir Next" w:cs="Avenir Next" w:eastAsia="Avenir Next"/>
                 <w:b/>
                 <w:color w:val="1A1A1A"/>
+                <w:sz w:val="22"/>
+                <w:szCs w:val="20"/>
+              </w:rPr>
+              <w:t xml:space="preserve">10.</w:t>
+            </w:r>
+            <w:r>
+              <w:rPr>
+                <w:rFonts w:ascii="Avenir Next" w:hAnsi="Avenir Next" w:cs="Avenir Next" w:eastAsia="Avenir Next"/>
+                <w:color w:val="1A1A1A"/>
                 <w:sz w:val="20"/>
                 <w:szCs w:val="20"/>
               </w:rPr>
-              <w:t xml:space="preserve">10.</w:t>
-            </w:r>
-            <w:r>
-              <w:rPr>
-                <w:rFonts w:ascii="Avenir Next" w:hAnsi="Avenir Next" w:cs="Avenir Next" w:eastAsia="Avenir Next"/>
-                <w:color w:val="1A1A1A"/>
-                <w:sz w:val="20"/>
-                <w:szCs w:val="20"/>
-              </w:rPr>
               <w:tab/>
             </w:r>
             <w:r>
               <w:rPr>
                 <w:rFonts w:ascii="Avenir Next" w:hAnsi="Avenir Next" w:cs="Avenir Next" w:eastAsia="Avenir Next"/>
                 <w:color w:val="1A1A1A"/>
-                <w:sz w:val="20"/>
+                <w:sz w:val="22"/>
                 <w:szCs w:val="20"/>
               </w:rPr>
               <w:t xml:space="preserve">Two coordinates on opposite sides of zero call for —</w:t>
@@ -3040,25 +3046,25 @@
                       <w:rFonts w:ascii="Avenir Next" w:hAnsi="Avenir Next" w:cs="Avenir Next" w:eastAsia="Avenir Next"/>
                       <w:b/>
                       <w:color w:val="003A70"/>
+                      <w:sz w:val="22"/>
+                      <w:szCs w:val="19"/>
+                    </w:rPr>
+                    <w:t xml:space="preserve">A</w:t>
+                  </w:r>
+                  <w:r>
+                    <w:rPr>
+                      <w:rFonts w:ascii="Avenir Next" w:hAnsi="Avenir Next" w:cs="Avenir Next" w:eastAsia="Avenir Next"/>
+                      <w:color w:val="1A1A1A"/>
                       <w:sz w:val="19"/>
                       <w:szCs w:val="19"/>
                     </w:rPr>
-                    <w:t xml:space="preserve">A</w:t>
-                  </w:r>
-                  <w:r>
-                    <w:rPr>
-                      <w:rFonts w:ascii="Avenir Next" w:hAnsi="Avenir Next" w:cs="Avenir Next" w:eastAsia="Avenir Next"/>
-                      <w:color w:val="1A1A1A"/>
-                      <w:sz w:val="19"/>
-                      <w:szCs w:val="19"/>
-                    </w:rPr>
                     <w:tab/>
                   </w:r>
                   <w:r>
                     <w:rPr>
                       <w:rFonts w:ascii="Avenir Next" w:hAnsi="Avenir Next" w:cs="Avenir Next" w:eastAsia="Avenir Next"/>
                       <w:color w:val="1A1A1A"/>
-                      <w:sz w:val="19"/>
+                      <w:sz w:val="22"/>
                       <w:szCs w:val="19"/>
                     </w:rPr>
                     <w:t xml:space="preserve">subtraction</w:t>
@@ -3083,25 +3089,25 @@
                       <w:rFonts w:ascii="Avenir Next" w:hAnsi="Avenir Next" w:cs="Avenir Next" w:eastAsia="Avenir Next"/>
                       <w:b/>
                       <w:color w:val="003A70"/>
+                      <w:sz w:val="22"/>
+                      <w:szCs w:val="19"/>
+                    </w:rPr>
+                    <w:t xml:space="preserve">B</w:t>
+                  </w:r>
+                  <w:r>
+                    <w:rPr>
+                      <w:rFonts w:ascii="Avenir Next" w:hAnsi="Avenir Next" w:cs="Avenir Next" w:eastAsia="Avenir Next"/>
+                      <w:color w:val="1A1A1A"/>
                       <w:sz w:val="19"/>
                       <w:szCs w:val="19"/>
                     </w:rPr>
-                    <w:t xml:space="preserve">B</w:t>
-                  </w:r>
-                  <w:r>
-                    <w:rPr>
-                      <w:rFonts w:ascii="Avenir Next" w:hAnsi="Avenir Next" w:cs="Avenir Next" w:eastAsia="Avenir Next"/>
-                      <w:color w:val="1A1A1A"/>
-                      <w:sz w:val="19"/>
-                      <w:szCs w:val="19"/>
-                    </w:rPr>
                     <w:tab/>
                   </w:r>
                   <w:r>
                     <w:rPr>
                       <w:rFonts w:ascii="Avenir Next" w:hAnsi="Avenir Next" w:cs="Avenir Next" w:eastAsia="Avenir Next"/>
                       <w:color w:val="1A1A1A"/>
-                      <w:sz w:val="19"/>
+                      <w:sz w:val="22"/>
                       <w:szCs w:val="19"/>
                     </w:rPr>
                     <w:t xml:space="preserve">addition</w:t>
@@ -3126,25 +3132,25 @@
                       <w:rFonts w:ascii="Avenir Next" w:hAnsi="Avenir Next" w:cs="Avenir Next" w:eastAsia="Avenir Next"/>
                       <w:b/>
                       <w:color w:val="003A70"/>
+                      <w:sz w:val="22"/>
+                      <w:szCs w:val="19"/>
+                    </w:rPr>
+                    <w:t xml:space="preserve">C</w:t>
+                  </w:r>
+                  <w:r>
+                    <w:rPr>
+                      <w:rFonts w:ascii="Avenir Next" w:hAnsi="Avenir Next" w:cs="Avenir Next" w:eastAsia="Avenir Next"/>
+                      <w:color w:val="1A1A1A"/>
                       <w:sz w:val="19"/>
                       <w:szCs w:val="19"/>
                     </w:rPr>
-                    <w:t xml:space="preserve">C</w:t>
-                  </w:r>
-                  <w:r>
-                    <w:rPr>
-                      <w:rFonts w:ascii="Avenir Next" w:hAnsi="Avenir Next" w:cs="Avenir Next" w:eastAsia="Avenir Next"/>
-                      <w:color w:val="1A1A1A"/>
-                      <w:sz w:val="19"/>
-                      <w:szCs w:val="19"/>
-                    </w:rPr>
                     <w:tab/>
                   </w:r>
                   <w:r>
                     <w:rPr>
                       <w:rFonts w:ascii="Avenir Next" w:hAnsi="Avenir Next" w:cs="Avenir Next" w:eastAsia="Avenir Next"/>
                       <w:color w:val="1A1A1A"/>
-                      <w:sz w:val="19"/>
+                      <w:sz w:val="22"/>
                       <w:szCs w:val="19"/>
                     </w:rPr>
                     <w:t xml:space="preserve">division</w:t>
@@ -3169,25 +3175,25 @@
                       <w:rFonts w:ascii="Avenir Next" w:hAnsi="Avenir Next" w:cs="Avenir Next" w:eastAsia="Avenir Next"/>
                       <w:b/>
                       <w:color w:val="003A70"/>
+                      <w:sz w:val="22"/>
+                      <w:szCs w:val="19"/>
+                    </w:rPr>
+                    <w:t xml:space="preserve">D</w:t>
+                  </w:r>
+                  <w:r>
+                    <w:rPr>
+                      <w:rFonts w:ascii="Avenir Next" w:hAnsi="Avenir Next" w:cs="Avenir Next" w:eastAsia="Avenir Next"/>
+                      <w:color w:val="1A1A1A"/>
                       <w:sz w:val="19"/>
                       <w:szCs w:val="19"/>
                     </w:rPr>
-                    <w:t xml:space="preserve">D</w:t>
-                  </w:r>
-                  <w:r>
-                    <w:rPr>
-                      <w:rFonts w:ascii="Avenir Next" w:hAnsi="Avenir Next" w:cs="Avenir Next" w:eastAsia="Avenir Next"/>
-                      <w:color w:val="1A1A1A"/>
-                      <w:sz w:val="19"/>
-                      <w:szCs w:val="19"/>
-                    </w:rPr>
                     <w:tab/>
                   </w:r>
                   <w:r>
                     <w:rPr>
                       <w:rFonts w:ascii="Avenir Next" w:hAnsi="Avenir Next" w:cs="Avenir Next" w:eastAsia="Avenir Next"/>
                       <w:color w:val="1A1A1A"/>
-                      <w:sz w:val="19"/>
+                      <w:sz w:val="22"/>
                       <w:szCs w:val="19"/>
                     </w:rPr>
                     <w:t xml:space="preserve">doubling</w:t>
@@ -3198,7 +3204,7 @@
           </w:tbl>
           <w:p>
             <w:pPr>
-              <w:spacing w:before="0" w:after="0" w:line="24" w:lineRule="auto"/>
+              <w:spacing w:before="0" w:after="0" w:line="50" w:lineRule="exact"/>
             </w:pPr>
           </w:p>
         </w:tc>
@@ -3206,12 +3212,12 @@
     </w:tbl>
     <w:p>
       <w:pPr>
-        <w:spacing w:before="0" w:after="0" w:line="20" w:lineRule="exact"/>
+        <w:spacing w:before="0" w:after="0" w:line="50" w:lineRule="exact"/>
       </w:pPr>
     </w:p>
     <w:p>
       <w:pPr>
-        <w:spacing w:before="0" w:after="0" w:line="20" w:lineRule="exact"/>
+        <w:spacing w:before="0" w:after="0" w:line="50" w:lineRule="exact"/>
       </w:pPr>
     </w:p>
     <w:tbl>
@@ -3261,25 +3267,25 @@
                 <w:rFonts w:ascii="Avenir Next" w:hAnsi="Avenir Next" w:cs="Avenir Next" w:eastAsia="Avenir Next"/>
                 <w:b/>
                 <w:color w:val="1A1A1A"/>
+                <w:sz w:val="22"/>
+                <w:szCs w:val="20"/>
+              </w:rPr>
+              <w:t xml:space="preserve">11.</w:t>
+            </w:r>
+            <w:r>
+              <w:rPr>
+                <w:rFonts w:ascii="Avenir Next" w:hAnsi="Avenir Next" w:cs="Avenir Next" w:eastAsia="Avenir Next"/>
+                <w:color w:val="1A1A1A"/>
                 <w:sz w:val="20"/>
                 <w:szCs w:val="20"/>
               </w:rPr>
-              <w:t xml:space="preserve">11.</w:t>
-            </w:r>
-            <w:r>
-              <w:rPr>
-                <w:rFonts w:ascii="Avenir Next" w:hAnsi="Avenir Next" w:cs="Avenir Next" w:eastAsia="Avenir Next"/>
-                <w:color w:val="1A1A1A"/>
-                <w:sz w:val="20"/>
-                <w:szCs w:val="20"/>
-              </w:rPr>
               <w:tab/>
             </w:r>
             <w:r>
               <w:rPr>
                 <w:rFonts w:ascii="Avenir Next" w:hAnsi="Avenir Next" w:cs="Avenir Next" w:eastAsia="Avenir Next"/>
                 <w:color w:val="1A1A1A"/>
-                <w:sz w:val="20"/>
+                <w:sz w:val="22"/>
                 <w:szCs w:val="20"/>
               </w:rPr>
               <w:t xml:space="preserve">The distance from (−7, 0) to (7, 0) is —</w:t>
@@ -3335,25 +3341,25 @@
                       <w:rFonts w:ascii="Avenir Next" w:hAnsi="Avenir Next" w:cs="Avenir Next" w:eastAsia="Avenir Next"/>
                       <w:b/>
                       <w:color w:val="003A70"/>
+                      <w:sz w:val="22"/>
+                      <w:szCs w:val="19"/>
+                    </w:rPr>
+                    <w:t xml:space="preserve">A</w:t>
+                  </w:r>
+                  <w:r>
+                    <w:rPr>
+                      <w:rFonts w:ascii="Avenir Next" w:hAnsi="Avenir Next" w:cs="Avenir Next" w:eastAsia="Avenir Next"/>
+                      <w:color w:val="1A1A1A"/>
                       <w:sz w:val="19"/>
                       <w:szCs w:val="19"/>
                     </w:rPr>
-                    <w:t xml:space="preserve">A</w:t>
-                  </w:r>
-                  <w:r>
-                    <w:rPr>
-                      <w:rFonts w:ascii="Avenir Next" w:hAnsi="Avenir Next" w:cs="Avenir Next" w:eastAsia="Avenir Next"/>
-                      <w:color w:val="1A1A1A"/>
-                      <w:sz w:val="19"/>
-                      <w:szCs w:val="19"/>
-                    </w:rPr>
                     <w:tab/>
                   </w:r>
                   <w:r>
                     <w:rPr>
                       <w:rFonts w:ascii="Avenir Next" w:hAnsi="Avenir Next" w:cs="Avenir Next" w:eastAsia="Avenir Next"/>
                       <w:color w:val="1A1A1A"/>
-                      <w:sz w:val="19"/>
+                      <w:sz w:val="22"/>
                       <w:szCs w:val="19"/>
                     </w:rPr>
                     <w:t xml:space="preserve">0 units</w:t>
@@ -3378,25 +3384,25 @@
                       <w:rFonts w:ascii="Avenir Next" w:hAnsi="Avenir Next" w:cs="Avenir Next" w:eastAsia="Avenir Next"/>
                       <w:b/>
                       <w:color w:val="003A70"/>
+                      <w:sz w:val="22"/>
+                      <w:szCs w:val="19"/>
+                    </w:rPr>
+                    <w:t xml:space="preserve">B</w:t>
+                  </w:r>
+                  <w:r>
+                    <w:rPr>
+                      <w:rFonts w:ascii="Avenir Next" w:hAnsi="Avenir Next" w:cs="Avenir Next" w:eastAsia="Avenir Next"/>
+                      <w:color w:val="1A1A1A"/>
                       <w:sz w:val="19"/>
                       <w:szCs w:val="19"/>
                     </w:rPr>
-                    <w:t xml:space="preserve">B</w:t>
-                  </w:r>
-                  <w:r>
-                    <w:rPr>
-                      <w:rFonts w:ascii="Avenir Next" w:hAnsi="Avenir Next" w:cs="Avenir Next" w:eastAsia="Avenir Next"/>
-                      <w:color w:val="1A1A1A"/>
-                      <w:sz w:val="19"/>
-                      <w:szCs w:val="19"/>
-                    </w:rPr>
                     <w:tab/>
                   </w:r>
                   <w:r>
                     <w:rPr>
                       <w:rFonts w:ascii="Avenir Next" w:hAnsi="Avenir Next" w:cs="Avenir Next" w:eastAsia="Avenir Next"/>
                       <w:color w:val="1A1A1A"/>
-                      <w:sz w:val="19"/>
+                      <w:sz w:val="22"/>
                       <w:szCs w:val="19"/>
                     </w:rPr>
                     <w:t xml:space="preserve">7 units</w:t>
@@ -3421,25 +3427,25 @@
                       <w:rFonts w:ascii="Avenir Next" w:hAnsi="Avenir Next" w:cs="Avenir Next" w:eastAsia="Avenir Next"/>
                       <w:b/>
                       <w:color w:val="003A70"/>
+                      <w:sz w:val="22"/>
+                      <w:szCs w:val="19"/>
+                    </w:rPr>
+                    <w:t xml:space="preserve">C</w:t>
+                  </w:r>
+                  <w:r>
+                    <w:rPr>
+                      <w:rFonts w:ascii="Avenir Next" w:hAnsi="Avenir Next" w:cs="Avenir Next" w:eastAsia="Avenir Next"/>
+                      <w:color w:val="1A1A1A"/>
                       <w:sz w:val="19"/>
                       <w:szCs w:val="19"/>
                     </w:rPr>
-                    <w:t xml:space="preserve">C</w:t>
-                  </w:r>
-                  <w:r>
-                    <w:rPr>
-                      <w:rFonts w:ascii="Avenir Next" w:hAnsi="Avenir Next" w:cs="Avenir Next" w:eastAsia="Avenir Next"/>
-                      <w:color w:val="1A1A1A"/>
-                      <w:sz w:val="19"/>
-                      <w:szCs w:val="19"/>
-                    </w:rPr>
                     <w:tab/>
                   </w:r>
                   <w:r>
                     <w:rPr>
                       <w:rFonts w:ascii="Avenir Next" w:hAnsi="Avenir Next" w:cs="Avenir Next" w:eastAsia="Avenir Next"/>
                       <w:color w:val="1A1A1A"/>
-                      <w:sz w:val="19"/>
+                      <w:sz w:val="22"/>
                       <w:szCs w:val="19"/>
                     </w:rPr>
                     <w:t xml:space="preserve">14 units</w:t>
@@ -3464,25 +3470,25 @@
                       <w:rFonts w:ascii="Avenir Next" w:hAnsi="Avenir Next" w:cs="Avenir Next" w:eastAsia="Avenir Next"/>
                       <w:b/>
                       <w:color w:val="003A70"/>
+                      <w:sz w:val="22"/>
+                      <w:szCs w:val="19"/>
+                    </w:rPr>
+                    <w:t xml:space="preserve">D</w:t>
+                  </w:r>
+                  <w:r>
+                    <w:rPr>
+                      <w:rFonts w:ascii="Avenir Next" w:hAnsi="Avenir Next" w:cs="Avenir Next" w:eastAsia="Avenir Next"/>
+                      <w:color w:val="1A1A1A"/>
                       <w:sz w:val="19"/>
                       <w:szCs w:val="19"/>
                     </w:rPr>
-                    <w:t xml:space="preserve">D</w:t>
-                  </w:r>
-                  <w:r>
-                    <w:rPr>
-                      <w:rFonts w:ascii="Avenir Next" w:hAnsi="Avenir Next" w:cs="Avenir Next" w:eastAsia="Avenir Next"/>
-                      <w:color w:val="1A1A1A"/>
-                      <w:sz w:val="19"/>
-                      <w:szCs w:val="19"/>
-                    </w:rPr>
                     <w:tab/>
                   </w:r>
                   <w:r>
                     <w:rPr>
                       <w:rFonts w:ascii="Avenir Next" w:hAnsi="Avenir Next" w:cs="Avenir Next" w:eastAsia="Avenir Next"/>
                       <w:color w:val="1A1A1A"/>
-                      <w:sz w:val="19"/>
+                      <w:sz w:val="22"/>
                       <w:szCs w:val="19"/>
                     </w:rPr>
                     <w:t xml:space="preserve">49 units</w:t>
@@ -3493,7 +3499,7 @@
           </w:tbl>
           <w:p>
             <w:pPr>
-              <w:spacing w:before="0" w:after="0" w:line="24" w:lineRule="auto"/>
+              <w:spacing w:before="0" w:after="0" w:line="50" w:lineRule="exact"/>
             </w:pPr>
           </w:p>
         </w:tc>
@@ -3501,11 +3507,12 @@
     </w:tbl>
     <w:p>
       <w:pPr>
-        <w:spacing w:before="0" w:after="0" w:line="20" w:lineRule="exact"/>
+        <w:spacing w:before="0" w:after="0" w:line="50" w:lineRule="exact"/>
       </w:pPr>
     </w:p>
     <w:p>
       <w:pPr>
+        <w:pStyle w:val="Heading2"/>
         <w:keepNext/>
         <w:pBdr>
           <w:bottom w:val="single" w:sz="8" w:space="3" w:color="003A70"/>
@@ -3521,7 +3528,7 @@
           <w:b/>
           <w:color w:val="003A70"/>
           <w:spacing w:val="14"/>
-          <w:sz w:val="19"/>
+          <w:sz w:val="22"/>
           <w:szCs w:val="19"/>
         </w:rPr>
         <w:t xml:space="preserve">SELF-CHECK CODE</w:t>
@@ -3540,7 +3547,7 @@
           <w:rFonts w:ascii="Avenir Next" w:hAnsi="Avenir Next" w:cs="Avenir Next" w:eastAsia="Avenir Next"/>
           <w:i/>
           <w:color w:val="5A5F66"/>
-          <w:sz w:val="17"/>
+          <w:sz w:val="22"/>
           <w:szCs w:val="17"/>
         </w:rPr>
         <w:t xml:space="preserve">find your answer · copy its letter into that problem’s box · spell a math word</w:t>
@@ -3599,7 +3606,7 @@
                 <w:rFonts w:ascii="Avenir Next" w:hAnsi="Avenir Next" w:cs="Avenir Next" w:eastAsia="Avenir Next"/>
                 <w:b/>
                 <w:color w:val="1A1A1A"/>
-                <w:sz w:val="18"/>
+                <w:sz w:val="22"/>
                 <w:szCs w:val="18"/>
               </w:rPr>
               <w:t xml:space="preserve">(30, −4)</w:t>
@@ -3615,7 +3622,7 @@
                 <w:rFonts w:ascii="Avenir Next" w:hAnsi="Avenir Next" w:cs="Avenir Next" w:eastAsia="Avenir Next"/>
                 <w:b/>
                 <w:color w:val="003A70"/>
-                <w:sz w:val="18"/>
+                <w:sz w:val="22"/>
                 <w:szCs w:val="18"/>
               </w:rPr>
               <w:t xml:space="preserve">Z</w:t>
@@ -3638,7 +3645,7 @@
                 <w:rFonts w:ascii="Avenir Next" w:hAnsi="Avenir Next" w:cs="Avenir Next" w:eastAsia="Avenir Next"/>
                 <w:b/>
                 <w:color w:val="1A1A1A"/>
-                <w:sz w:val="18"/>
+                <w:sz w:val="22"/>
                 <w:szCs w:val="18"/>
               </w:rPr>
               <w:t xml:space="preserve">2</w:t>
@@ -3654,7 +3661,7 @@
                 <w:rFonts w:ascii="Avenir Next" w:hAnsi="Avenir Next" w:cs="Avenir Next" w:eastAsia="Avenir Next"/>
                 <w:b/>
                 <w:color w:val="003A70"/>
-                <w:sz w:val="18"/>
+                <w:sz w:val="22"/>
                 <w:szCs w:val="18"/>
               </w:rPr>
               <w:t xml:space="preserve">R</w:t>
@@ -3677,7 +3684,7 @@
                 <w:rFonts w:ascii="Avenir Next" w:hAnsi="Avenir Next" w:cs="Avenir Next" w:eastAsia="Avenir Next"/>
                 <w:b/>
                 <w:color w:val="1A1A1A"/>
-                <w:sz w:val="18"/>
+                <w:sz w:val="22"/>
                 <w:szCs w:val="18"/>
               </w:rPr>
               <w:t xml:space="preserve">3</w:t>
@@ -3693,7 +3700,7 @@
                 <w:rFonts w:ascii="Avenir Next" w:hAnsi="Avenir Next" w:cs="Avenir Next" w:eastAsia="Avenir Next"/>
                 <w:b/>
                 <w:color w:val="003A70"/>
-                <w:sz w:val="18"/>
+                <w:sz w:val="22"/>
                 <w:szCs w:val="18"/>
               </w:rPr>
               <w:t xml:space="preserve">M</w:t>
@@ -3716,7 +3723,7 @@
                 <w:rFonts w:ascii="Avenir Next" w:hAnsi="Avenir Next" w:cs="Avenir Next" w:eastAsia="Avenir Next"/>
                 <w:b/>
                 <w:color w:val="1A1A1A"/>
-                <w:sz w:val="18"/>
+                <w:sz w:val="22"/>
                 <w:szCs w:val="18"/>
               </w:rPr>
               <w:t xml:space="preserve">19</w:t>
@@ -3732,7 +3739,7 @@
                 <w:rFonts w:ascii="Avenir Next" w:hAnsi="Avenir Next" w:cs="Avenir Next" w:eastAsia="Avenir Next"/>
                 <w:b/>
                 <w:color w:val="003A70"/>
-                <w:sz w:val="18"/>
+                <w:sz w:val="22"/>
                 <w:szCs w:val="18"/>
               </w:rPr>
               <w:t xml:space="preserve">S</w:t>
@@ -3755,7 +3762,7 @@
                 <w:rFonts w:ascii="Avenir Next" w:hAnsi="Avenir Next" w:cs="Avenir Next" w:eastAsia="Avenir Next"/>
                 <w:b/>
                 <w:color w:val="1A1A1A"/>
-                <w:sz w:val="18"/>
+                <w:sz w:val="22"/>
                 <w:szCs w:val="18"/>
               </w:rPr>
               <w:t xml:space="preserve">1</w:t>
@@ -3771,7 +3778,7 @@
                 <w:rFonts w:ascii="Avenir Next" w:hAnsi="Avenir Next" w:cs="Avenir Next" w:eastAsia="Avenir Next"/>
                 <w:b/>
                 <w:color w:val="003A70"/>
-                <w:sz w:val="18"/>
+                <w:sz w:val="22"/>
                 <w:szCs w:val="18"/>
               </w:rPr>
               <w:t xml:space="preserve">X</w:t>
@@ -3794,7 +3801,7 @@
                 <w:rFonts w:ascii="Avenir Next" w:hAnsi="Avenir Next" w:cs="Avenir Next" w:eastAsia="Avenir Next"/>
                 <w:b/>
                 <w:color w:val="1A1A1A"/>
-                <w:sz w:val="18"/>
+                <w:sz w:val="22"/>
                 <w:szCs w:val="18"/>
               </w:rPr>
               <w:t xml:space="preserve">(−3, −6)</w:t>
@@ -3810,7 +3817,7 @@
                 <w:rFonts w:ascii="Avenir Next" w:hAnsi="Avenir Next" w:cs="Avenir Next" w:eastAsia="Avenir Next"/>
                 <w:b/>
                 <w:color w:val="003A70"/>
-                <w:sz w:val="18"/>
+                <w:sz w:val="22"/>
                 <w:szCs w:val="18"/>
               </w:rPr>
               <w:t xml:space="preserve">E</w:t>
@@ -3833,7 +3840,7 @@
                 <w:rFonts w:ascii="Avenir Next" w:hAnsi="Avenir Next" w:cs="Avenir Next" w:eastAsia="Avenir Next"/>
                 <w:b/>
                 <w:color w:val="1A1A1A"/>
-                <w:sz w:val="18"/>
+                <w:sz w:val="22"/>
                 <w:szCs w:val="18"/>
               </w:rPr>
               <w:t xml:space="preserve">5</w:t>
@@ -3849,7 +3856,7 @@
                 <w:rFonts w:ascii="Avenir Next" w:hAnsi="Avenir Next" w:cs="Avenir Next" w:eastAsia="Avenir Next"/>
                 <w:b/>
                 <w:color w:val="003A70"/>
-                <w:sz w:val="18"/>
+                <w:sz w:val="22"/>
                 <w:szCs w:val="18"/>
               </w:rPr>
               <w:t xml:space="preserve">E</w:t>
@@ -3872,7 +3879,7 @@
                 <w:rFonts w:ascii="Avenir Next" w:hAnsi="Avenir Next" w:cs="Avenir Next" w:eastAsia="Avenir Next"/>
                 <w:b/>
                 <w:color w:val="1A1A1A"/>
-                <w:sz w:val="18"/>
+                <w:sz w:val="22"/>
                 <w:szCs w:val="18"/>
               </w:rPr>
               <w:t xml:space="preserve">(−3, 34)</w:t>
@@ -3888,7 +3895,7 @@
                 <w:rFonts w:ascii="Avenir Next" w:hAnsi="Avenir Next" w:cs="Avenir Next" w:eastAsia="Avenir Next"/>
                 <w:b/>
                 <w:color w:val="003A70"/>
-                <w:sz w:val="18"/>
+                <w:sz w:val="22"/>
                 <w:szCs w:val="18"/>
               </w:rPr>
               <w:t xml:space="preserve">Q</w:t>
@@ -3911,7 +3918,7 @@
                 <w:rFonts w:ascii="Avenir Next" w:hAnsi="Avenir Next" w:cs="Avenir Next" w:eastAsia="Avenir Next"/>
                 <w:b/>
                 <w:color w:val="1A1A1A"/>
-                <w:sz w:val="18"/>
+                <w:sz w:val="22"/>
                 <w:szCs w:val="18"/>
               </w:rPr>
               <w:t xml:space="preserve">2.5</w:t>
@@ -3927,7 +3934,7 @@
                 <w:rFonts w:ascii="Avenir Next" w:hAnsi="Avenir Next" w:cs="Avenir Next" w:eastAsia="Avenir Next"/>
                 <w:b/>
                 <w:color w:val="003A70"/>
-                <w:sz w:val="18"/>
+                <w:sz w:val="22"/>
                 <w:szCs w:val="18"/>
               </w:rPr>
               <w:t xml:space="preserve">J</w:t>
@@ -3950,7 +3957,7 @@
                 <w:rFonts w:ascii="Avenir Next" w:hAnsi="Avenir Next" w:cs="Avenir Next" w:eastAsia="Avenir Next"/>
                 <w:b/>
                 <w:color w:val="1A1A1A"/>
-                <w:sz w:val="18"/>
+                <w:sz w:val="22"/>
                 <w:szCs w:val="18"/>
               </w:rPr>
               <w:t xml:space="preserve">(−6, −4)</w:t>
@@ -3966,7 +3973,7 @@
                 <w:rFonts w:ascii="Avenir Next" w:hAnsi="Avenir Next" w:cs="Avenir Next" w:eastAsia="Avenir Next"/>
                 <w:b/>
                 <w:color w:val="003A70"/>
-                <w:sz w:val="18"/>
+                <w:sz w:val="22"/>
                 <w:szCs w:val="18"/>
               </w:rPr>
               <w:t xml:space="preserve">T</w:t>
@@ -3977,7 +3984,7 @@
     </w:tbl>
     <w:p>
       <w:pPr>
-        <w:spacing w:before="0" w:after="0" w:line="60" w:lineRule="auto"/>
+        <w:spacing w:before="0" w:after="0" w:line="50" w:lineRule="exact"/>
       </w:pPr>
     </w:p>
     <w:tbl>
@@ -4144,7 +4151,7 @@
     </w:tbl>
     <w:p>
       <w:pPr>
-        <w:spacing w:before="0" w:after="0" w:line="40" w:lineRule="auto"/>
+        <w:spacing w:before="0" w:after="0" w:line="50" w:lineRule="exact"/>
       </w:pPr>
     </w:p>
     <w:tbl>
@@ -4186,6 +4193,7 @@
           </w:tcPr>
           <w:p>
             <w:pPr>
+              <w:pStyle w:val="Heading2"/>
               <w:spacing w:before="0" w:after="0" w:line="240" w:lineRule="auto"/>
             </w:pPr>
             <w:r>
@@ -4223,7 +4231,7 @@
               <w:rPr>
                 <w:rFonts w:ascii="Avenir Next" w:hAnsi="Avenir Next" w:cs="Avenir Next" w:eastAsia="Avenir Next"/>
                 <w:color w:val="1A1A1A"/>
-                <w:sz w:val="17"/>
+                <w:sz w:val="22"/>
                 <w:szCs w:val="17"/>
               </w:rPr>
               <w:t xml:space="preserve">  I can do this on my own</w:t>
@@ -4252,7 +4260,7 @@
               <w:rPr>
                 <w:rFonts w:ascii="Avenir Next" w:hAnsi="Avenir Next" w:cs="Avenir Next" w:eastAsia="Avenir Next"/>
                 <w:color w:val="1A1A1A"/>
-                <w:sz w:val="17"/>
+                <w:sz w:val="22"/>
                 <w:szCs w:val="17"/>
               </w:rPr>
               <w:t xml:space="preserve">  I need a little help</w:t>
@@ -4281,7 +4289,7 @@
               <w:rPr>
                 <w:rFonts w:ascii="Avenir Next" w:hAnsi="Avenir Next" w:cs="Avenir Next" w:eastAsia="Avenir Next"/>
                 <w:color w:val="1A1A1A"/>
-                <w:sz w:val="17"/>
+                <w:sz w:val="22"/>
                 <w:szCs w:val="17"/>
               </w:rPr>
               <w:t xml:space="preserve">  I have a question about #</w:t>
@@ -4302,7 +4310,7 @@
     </w:tbl>
     <w:p>
       <w:pPr>
-        <w:spacing w:before="0" w:after="0" w:line="20" w:lineRule="exact"/>
+        <w:spacing w:before="0" w:after="0" w:line="50" w:lineRule="exact"/>
       </w:pPr>
     </w:p>
     <w:sectPr>
@@ -4388,7 +4396,106 @@
               <w:sz w:val="15"/>
               <w:szCs w:val="15"/>
             </w:rPr>
-            <w:t xml:space="preserve">Lesson 7-6  ·  Session 2  ·  Practice Form B</w:t>
+            <w:t xml:space="preserve">7-6 · Page </w:t>
+          </w:r>
+          <w:r>
+            <w:rPr>
+              <w:rFonts w:ascii="Avenir Next" w:hAnsi="Avenir Next" w:cs="Avenir Next" w:eastAsia="Avenir Next"/>
+              <w:color w:val="5A5F66"/>
+              <w:sz w:val="15"/>
+              <w:szCs w:val="15"/>
+            </w:rPr>
+            <w:fldChar w:fldCharType="begin"/>
+          </w:r>
+          <w:r>
+            <w:rPr>
+              <w:rFonts w:ascii="Avenir Next" w:hAnsi="Avenir Next" w:cs="Avenir Next" w:eastAsia="Avenir Next"/>
+              <w:color w:val="5A5F66"/>
+              <w:sz w:val="15"/>
+              <w:szCs w:val="15"/>
+            </w:rPr>
+            <w:instrText xml:space="preserve"> PAGE </w:instrText>
+          </w:r>
+          <w:r>
+            <w:rPr>
+              <w:rFonts w:ascii="Avenir Next" w:hAnsi="Avenir Next" w:cs="Avenir Next" w:eastAsia="Avenir Next"/>
+              <w:color w:val="5A5F66"/>
+              <w:sz w:val="15"/>
+              <w:szCs w:val="15"/>
+            </w:rPr>
+            <w:fldChar w:fldCharType="separate"/>
+          </w:r>
+          <w:r>
+            <w:rPr>
+              <w:rFonts w:ascii="Avenir Next" w:hAnsi="Avenir Next" w:cs="Avenir Next" w:eastAsia="Avenir Next"/>
+              <w:color w:val="5A5F66"/>
+              <w:sz w:val="15"/>
+              <w:szCs w:val="15"/>
+            </w:rPr>
+            <w:t xml:space="preserve">1</w:t>
+          </w:r>
+          <w:r>
+            <w:rPr>
+              <w:rFonts w:ascii="Avenir Next" w:hAnsi="Avenir Next" w:cs="Avenir Next" w:eastAsia="Avenir Next"/>
+              <w:color w:val="5A5F66"/>
+              <w:sz w:val="15"/>
+              <w:szCs w:val="15"/>
+            </w:rPr>
+            <w:fldChar w:fldCharType="end"/>
+          </w:r>
+          <w:r>
+            <w:rPr>
+              <w:rFonts w:ascii="Avenir Next" w:hAnsi="Avenir Next" w:cs="Avenir Next" w:eastAsia="Avenir Next"/>
+              <w:color w:val="5A5F66"/>
+              <w:sz w:val="15"/>
+              <w:szCs w:val="15"/>
+            </w:rPr>
+            <w:t xml:space="preserve"> of </w:t>
+          </w:r>
+          <w:r>
+            <w:rPr>
+              <w:rFonts w:ascii="Avenir Next" w:hAnsi="Avenir Next" w:cs="Avenir Next" w:eastAsia="Avenir Next"/>
+              <w:color w:val="5A5F66"/>
+              <w:sz w:val="15"/>
+              <w:szCs w:val="15"/>
+            </w:rPr>
+            <w:fldChar w:fldCharType="begin"/>
+          </w:r>
+          <w:r>
+            <w:rPr>
+              <w:rFonts w:ascii="Avenir Next" w:hAnsi="Avenir Next" w:cs="Avenir Next" w:eastAsia="Avenir Next"/>
+              <w:color w:val="5A5F66"/>
+              <w:sz w:val="15"/>
+              <w:szCs w:val="15"/>
+            </w:rPr>
+            <w:instrText xml:space="preserve"> NUMPAGES </w:instrText>
+          </w:r>
+          <w:r>
+            <w:rPr>
+              <w:rFonts w:ascii="Avenir Next" w:hAnsi="Avenir Next" w:cs="Avenir Next" w:eastAsia="Avenir Next"/>
+              <w:color w:val="5A5F66"/>
+              <w:sz w:val="15"/>
+              <w:szCs w:val="15"/>
+            </w:rPr>
+            <w:fldChar w:fldCharType="separate"/>
+          </w:r>
+          <w:r>
+            <w:rPr>
+              <w:rFonts w:ascii="Avenir Next" w:hAnsi="Avenir Next" w:cs="Avenir Next" w:eastAsia="Avenir Next"/>
+              <w:color w:val="5A5F66"/>
+              <w:sz w:val="15"/>
+              <w:szCs w:val="15"/>
+            </w:rPr>
+            <w:t xml:space="preserve">1</w:t>
+          </w:r>
+          <w:r>
+            <w:rPr>
+              <w:rFonts w:ascii="Avenir Next" w:hAnsi="Avenir Next" w:cs="Avenir Next" w:eastAsia="Avenir Next"/>
+              <w:color w:val="5A5F66"/>
+              <w:sz w:val="15"/>
+              <w:szCs w:val="15"/>
+            </w:rPr>
+            <w:fldChar w:fldCharType="end"/>
           </w:r>
         </w:p>
       </w:tc>
@@ -4431,5 +4538,23 @@
       </w:tblCellMar>
     </w:tblPr>
   </w:style>
+  <w:style w:type="paragraph" w:styleId="Heading1">
+    <w:name w:val="heading 1"/>
+    <w:basedOn w:val="Normal"/>
+    <w:pPr>
+      <w:outlineLvl w:val="0"/>
+      <w:keepNext w:val="0"/>
+      <w:keepLines w:val="0"/>
+    </w:pPr>
+  </w:style>
+  <w:style w:type="paragraph" w:styleId="Heading2">
+    <w:name w:val="heading 2"/>
+    <w:basedOn w:val="Normal"/>
+    <w:pPr>
+      <w:outlineLvl w:val="1"/>
+      <w:keepNext w:val="0"/>
+      <w:keepLines w:val="0"/>
+    </w:pPr>
+  </w:style>
 </w:styles>
 </file>